--- a/交互产品开发/Output/教案/教案_第8周_视觉重构：深度与防错.docx
+++ b/交互产品开发/Output/教案/教案_第8周_视觉重构：深度与防错.docx
@@ -322,7 +322,7 @@
                 <w:kern w:val="0"/>
                 <w:sz w:val="24"/>
               </w:rPr>
-              <w:t xml:space="preserve">2023级数字媒体艺术影视班：第 8 周，周三2-5节</w:t>
+              <w:t xml:space="preserve">2023级数字媒体艺术影视班：第 16 周，周四2-5节</w:t>
             </w:r>
           </w:p>
         </w:tc>
@@ -876,7 +876,7 @@
                 <w:kern w:val="0"/>
                 <w:sz w:val="24"/>
               </w:rPr>
-              <w:t xml:space="preserve">必读书目：</w:t>
+              <w:t xml:space="preserve">课前指定阅读教材与章节：</w:t>
             </w:r>
           </w:p>
           <w:p>
@@ -900,7 +900,31 @@
                 <w:kern w:val="0"/>
                 <w:sz w:val="24"/>
               </w:rPr>
-              <w:t xml:space="preserve">Yvonne Rogers, Helen Sharp, Jennifer Preece 著；刘晓晖 等译：交互设计：超越人机交互（原书第5版）[M]. 机械工业出版社, 2020.</w:t>
+              <w:t xml:space="preserve">《Refactoring UI》创造深度</w:t>
+            </w:r>
+          </w:p>
+          <w:p>
+            <w:pPr>
+              <w:widowControl/>
+              <w:spacing w:before="40" w:after="40" w:line="400" w:lineRule="exact"/>
+              <w:ind w:leftChars="50" w:left="105" w:rightChars="50" w:right="105" w:firstLineChars="200" w:firstLine="480"/>
+              <w:rPr>
+                <w:rFonts w:ascii="FangSong" w:eastAsia="FangSong" w:hAnsi="FangSong" w:cs="FangSong_GB2312"/>
+                <w:bCs/>
+                <w:color w:val="333333"/>
+                <w:kern w:val="0"/>
+                <w:sz w:val="24"/>
+              </w:rPr>
+            </w:pPr>
+            <w:r>
+              <w:rPr>
+                <w:rFonts w:ascii="FangSong" w:eastAsia="FangSong" w:hAnsi="FangSong" w:cs="FangSong_GB2312" w:hint="eastAsia"/>
+                <w:bCs/>
+                <w:color w:val="333333"/>
+                <w:kern w:val="0"/>
+                <w:sz w:val="24"/>
+              </w:rPr>
+              <w:t xml:space="preserve">《Refactoring UI》收尾润色</w:t>
             </w:r>
           </w:p>
         </w:tc>

--- a/交互产品开发/Output/教案/教案_第8周_视觉重构：深度与防错.docx
+++ b/交互产品开发/Output/教案/教案_第8周_视觉重构：深度与防错.docx
@@ -36,8 +36,8 @@
       </w:tblPr>
       <w:tblGrid>
         <w:gridCol w:w="1246"/>
-        <w:gridCol w:w="3894"/>
-        <w:gridCol w:w="3810"/>
+        <w:gridCol w:w="1740"/>
+        <w:gridCol w:w="5964"/>
       </w:tblGrid>
       <w:tr>
         <w:trPr>
@@ -66,15 +66,15 @@
               <w:jc w:val="center"/>
               <w:rPr>
                 <w:rFonts w:ascii="FangSong_GB2312" w:eastAsia="FangSong_GB2312" w:hAnsi="FangSong_GB2312" w:cs="FangSong_GB2312"/>
-                <w:color w:val="333333"/>
-                <w:kern w:val="0"/>
-                <w:sz w:val="24"/>
-              </w:rPr>
-            </w:pPr>
-            <w:r>
-              <w:rPr>
-                <w:rFonts w:ascii="FangSong_GB2312" w:eastAsia="FangSong_GB2312" w:hAnsi="FangSong_GB2312" w:cs="FangSong_GB2312" w:hint="eastAsia"/>
-                <w:color w:val="FF0000"/>
+                <w:color w:val="000000"/>
+                <w:kern w:val="0"/>
+                <w:sz w:val="24"/>
+              </w:rPr>
+            </w:pPr>
+            <w:r>
+              <w:rPr>
+                <w:rFonts w:ascii="FangSong_GB2312" w:eastAsia="FangSong_GB2312" w:hAnsi="FangSong_GB2312" w:cs="FangSong_GB2312" w:hint="eastAsia"/>
+                <w:color w:val="000000"/>
                 <w:kern w:val="0"/>
                 <w:sz w:val="24"/>
               </w:rPr>
@@ -106,19 +106,19 @@
               <w:jc w:val="center"/>
               <w:rPr>
                 <w:rFonts w:ascii="FangSong_GB2312" w:eastAsia="FangSong_GB2312" w:hAnsi="FangSong_GB2312" w:cs="FangSong_GB2312"/>
-                <w:color w:val="333333"/>
-                <w:kern w:val="0"/>
-                <w:sz w:val="24"/>
-              </w:rPr>
-            </w:pPr>
-            <w:r>
-              <w:rPr>
-                <w:rFonts w:ascii="FangSong_GB2312" w:eastAsia="FangSong_GB2312" w:hAnsi="FangSong_GB2312" w:cs="FangSong_GB2312" w:hint="eastAsia"/>
-                <w:color w:val="FF0000"/>
-                <w:kern w:val="0"/>
-                <w:sz w:val="24"/>
-              </w:rPr>
-              <w:t xml:space="preserve">项目八  视觉重构：深度与防错</w:t>
+                <w:color w:val="000000"/>
+                <w:kern w:val="0"/>
+                <w:sz w:val="24"/>
+              </w:rPr>
+            </w:pPr>
+            <w:r>
+              <w:rPr>
+                <w:rFonts w:ascii="FangSong_GB2312" w:eastAsia="FangSong_GB2312" w:hAnsi="FangSong_GB2312" w:cs="FangSong_GB2312" w:hint="eastAsia"/>
+                <w:color w:val="000000"/>
+                <w:kern w:val="0"/>
+                <w:sz w:val="24"/>
+              </w:rPr>
+              <w:t xml:space="preserve">第8章  视觉重构：深度与防错</w:t>
             </w:r>
           </w:p>
         </w:tc>
@@ -150,15 +150,15 @@
               <w:jc w:val="center"/>
               <w:rPr>
                 <w:rFonts w:ascii="FangSong_GB2312" w:eastAsia="FangSong_GB2312" w:hAnsi="FangSong_GB2312" w:cs="FangSong_GB2312"/>
-                <w:color w:val="333333"/>
-                <w:kern w:val="0"/>
-                <w:sz w:val="24"/>
-              </w:rPr>
-            </w:pPr>
-            <w:r>
-              <w:rPr>
-                <w:rFonts w:ascii="FangSong_GB2312" w:eastAsia="FangSong_GB2312" w:hAnsi="FangSong_GB2312" w:cs="FangSong_GB2312" w:hint="eastAsia"/>
-                <w:color w:val="FF0000"/>
+                <w:color w:val="000000"/>
+                <w:kern w:val="0"/>
+                <w:sz w:val="24"/>
+              </w:rPr>
+            </w:pPr>
+            <w:r>
+              <w:rPr>
+                <w:rFonts w:ascii="FangSong_GB2312" w:eastAsia="FangSong_GB2312" w:hAnsi="FangSong_GB2312" w:cs="FangSong_GB2312" w:hint="eastAsia"/>
+                <w:color w:val="000000"/>
                 <w:kern w:val="0"/>
                 <w:sz w:val="24"/>
               </w:rPr>
@@ -190,19 +190,19 @@
               <w:jc w:val="center"/>
               <w:rPr>
                 <w:rFonts w:ascii="FangSong_GB2312" w:eastAsia="FangSong_GB2312" w:hAnsi="FangSong_GB2312" w:cs="FangSong_GB2312"/>
-                <w:color w:val="333333"/>
-                <w:kern w:val="0"/>
-                <w:sz w:val="24"/>
-              </w:rPr>
-            </w:pPr>
-            <w:r>
-              <w:rPr>
-                <w:rFonts w:ascii="FangSong_GB2312" w:eastAsia="FangSong_GB2312" w:hAnsi="FangSong_GB2312" w:cs="FangSong_GB2312" w:hint="eastAsia"/>
-                <w:color w:val="FF0000"/>
-                <w:kern w:val="0"/>
-                <w:sz w:val="24"/>
-              </w:rPr>
-              <w:t xml:space="preserve">8.1 光影深度营造原则；处理极限/错误边界与情境反馈</w:t>
+                <w:color w:val="000000"/>
+                <w:kern w:val="0"/>
+                <w:sz w:val="24"/>
+              </w:rPr>
+            </w:pPr>
+            <w:r>
+              <w:rPr>
+                <w:rFonts w:ascii="FangSong_GB2312" w:eastAsia="FangSong_GB2312" w:hAnsi="FangSong_GB2312" w:cs="FangSong_GB2312" w:hint="eastAsia"/>
+                <w:color w:val="000000"/>
+                <w:kern w:val="0"/>
+                <w:sz w:val="24"/>
+              </w:rPr>
+              <w:t xml:space="preserve">8.1 光影深度营造实操；处理极限/错误边界与情境反馈</w:t>
             </w:r>
           </w:p>
           <w:p>
@@ -213,15 +213,15 @@
               <w:jc w:val="center"/>
               <w:rPr>
                 <w:rFonts w:ascii="FangSong_GB2312" w:eastAsia="FangSong_GB2312" w:hAnsi="FangSong_GB2312" w:cs="FangSong_GB2312"/>
-                <w:color w:val="333333"/>
-                <w:kern w:val="0"/>
-                <w:sz w:val="24"/>
-              </w:rPr>
-            </w:pPr>
-            <w:r>
-              <w:rPr>
-                <w:rFonts w:ascii="FangSong_GB2312" w:eastAsia="FangSong_GB2312" w:hAnsi="FangSong_GB2312" w:cs="FangSong_GB2312" w:hint="eastAsia"/>
-                <w:color w:val="FF0000"/>
+                <w:color w:val="000000"/>
+                <w:kern w:val="0"/>
+                <w:sz w:val="24"/>
+              </w:rPr>
+            </w:pPr>
+            <w:r>
+              <w:rPr>
+                <w:rFonts w:ascii="FangSong_GB2312" w:eastAsia="FangSong_GB2312" w:hAnsi="FangSong_GB2312" w:cs="FangSong_GB2312" w:hint="eastAsia"/>
+                <w:color w:val="000000"/>
                 <w:kern w:val="0"/>
                 <w:sz w:val="24"/>
               </w:rPr>
@@ -1011,7 +1011,7 @@
                 <w:kern w:val="0"/>
                 <w:sz w:val="24"/>
               </w:rPr>
-              <w:t xml:space="preserve">理论讲授、边缘错误案例分析、防错页面设计实操</w:t>
+              <w:t xml:space="preserve">项目导引、边缘错误案例分析、防错页面设计实操</w:t>
             </w:r>
           </w:p>
         </w:tc>
@@ -1066,7 +1066,7 @@
         </w:tc>
         <w:tc>
           <w:tcPr>
-            <w:tcW w:w="3894" w:type="dxa"/>
+            <w:tcW w:w="1740" w:type="dxa"/>
             <w:tcBorders>
               <w:top w:val="single" w:sz="4" w:space="0" w:color="auto"/>
               <w:left w:val="single" w:sz="4" w:space="0" w:color="auto"/>
@@ -1101,7 +1101,7 @@
         </w:tc>
         <w:tc>
           <w:tcPr>
-            <w:tcW w:w="3810" w:type="dxa"/>
+            <w:tcW w:w="5964" w:type="dxa"/>
             <w:tcBorders>
               <w:top w:val="single" w:sz="4" w:space="0" w:color="auto"/>
               <w:left w:val="single" w:sz="4" w:space="0" w:color="auto"/>
@@ -1161,7 +1161,7 @@
         </w:tc>
         <w:tc>
           <w:tcPr>
-            <w:tcW w:w="3894" w:type="dxa"/>
+            <w:tcW w:w="1740" w:type="dxa"/>
             <w:tcBorders>
               <w:top w:val="single" w:sz="4" w:space="0" w:color="auto"/>
               <w:left w:val="single" w:sz="4" w:space="0" w:color="auto"/>
@@ -1196,7 +1196,7 @@
         </w:tc>
         <w:tc>
           <w:tcPr>
-            <w:tcW w:w="3810" w:type="dxa"/>
+            <w:tcW w:w="5964" w:type="dxa"/>
             <w:tcBorders>
               <w:top w:val="single" w:sz="4" w:space="0" w:color="auto"/>
               <w:left w:val="single" w:sz="4" w:space="0" w:color="auto"/>
@@ -1226,47 +1226,87 @@
                 <w:kern w:val="0"/>
                 <w:sz w:val="24"/>
               </w:rPr>
-              <w:t xml:space="preserve">【教学组织】回顾 W07 Token 体系，引出视觉深度与异常状态空白</w:t>
-            </w:r>
-          </w:p>
-          <w:p>
-            <w:pPr>
-              <w:widowControl/>
-              <w:spacing w:line="400" w:lineRule="exact"/>
-              <w:jc w:val="left"/>
-              <w:rPr>
-                <w:rFonts w:ascii="FangSong_GB2312" w:eastAsia="FangSong_GB2312" w:hAnsi="FangSong_GB2312" w:cs="FangSong_GB2312"/>
-                <w:kern w:val="0"/>
-                <w:sz w:val="24"/>
-              </w:rPr>
-            </w:pPr>
-            <w:r>
-              <w:rPr>
-                <w:rFonts w:ascii="FangSong_GB2312" w:eastAsia="FangSong_GB2312" w:hAnsi="FangSong_GB2312" w:cs="FangSong_GB2312" w:hint="eastAsia"/>
-                <w:kern w:val="0"/>
-                <w:sz w:val="24"/>
-              </w:rPr>
-              <w:t xml:space="preserve">【教学方法】理论讲授、边缘错误案例分析、防错页面设计实操</w:t>
-            </w:r>
-          </w:p>
-          <w:p>
-            <w:pPr>
-              <w:widowControl/>
-              <w:spacing w:line="400" w:lineRule="exact"/>
-              <w:jc w:val="left"/>
-              <w:rPr>
-                <w:rFonts w:ascii="FangSong_GB2312" w:eastAsia="FangSong_GB2312" w:hAnsi="FangSong_GB2312" w:cs="FangSong_GB2312"/>
-                <w:kern w:val="0"/>
-                <w:sz w:val="24"/>
-              </w:rPr>
-            </w:pPr>
-            <w:r>
-              <w:rPr>
-                <w:rFonts w:ascii="FangSong_GB2312" w:eastAsia="FangSong_GB2312" w:hAnsi="FangSong_GB2312" w:cs="FangSong_GB2312" w:hint="eastAsia"/>
-                <w:kern w:val="0"/>
-                <w:sz w:val="24"/>
-              </w:rPr>
-              <w:t xml:space="preserve">【时间安排】约10分钟（0.2理论学时）</w:t>
+              <w:t xml:space="preserve">【教学组织】上次课知识回顾:</w:t>
+            </w:r>
+          </w:p>
+          <w:p>
+            <w:pPr>
+              <w:widowControl/>
+              <w:spacing w:line="400" w:lineRule="exact"/>
+              <w:jc w:val="left"/>
+              <w:rPr>
+                <w:rFonts w:ascii="FangSong_GB2312" w:eastAsia="FangSong_GB2312" w:hAnsi="FangSong_GB2312" w:cs="FangSong_GB2312"/>
+                <w:kern w:val="0"/>
+                <w:sz w:val="24"/>
+              </w:rPr>
+            </w:pPr>
+            <w:r>
+              <w:rPr>
+                <w:rFonts w:ascii="FangSong_GB2312" w:eastAsia="FangSong_GB2312" w:hAnsi="FangSong_GB2312" w:cs="FangSong_GB2312" w:hint="eastAsia"/>
+                <w:kern w:val="0"/>
+                <w:sz w:val="24"/>
+              </w:rPr>
+              <w:t xml:space="preserve">1. 回顾 W07 Token 体系，引出视觉深度与异常状态空白</w:t>
+            </w:r>
+          </w:p>
+          <w:p>
+            <w:pPr>
+              <w:widowControl/>
+              <w:spacing w:line="400" w:lineRule="exact"/>
+              <w:jc w:val="left"/>
+              <w:rPr>
+                <w:rFonts w:ascii="FangSong_GB2312" w:eastAsia="FangSong_GB2312" w:hAnsi="FangSong_GB2312" w:cs="FangSong_GB2312"/>
+                <w:kern w:val="0"/>
+                <w:sz w:val="24"/>
+              </w:rPr>
+            </w:pPr>
+            <w:r>
+              <w:rPr>
+                <w:rFonts w:ascii="FangSong_GB2312" w:eastAsia="FangSong_GB2312" w:hAnsi="FangSong_GB2312" w:cs="FangSong_GB2312" w:hint="eastAsia"/>
+                <w:kern w:val="0"/>
+                <w:sz w:val="24"/>
+              </w:rPr>
+              <w:t xml:space="preserve">2. 检查学生对前置知识的掌握情况，建立新旧知识的逻辑桥梁。</w:t>
+            </w:r>
+          </w:p>
+          <w:p>
+            <w:pPr>
+              <w:widowControl/>
+              <w:spacing w:line="400" w:lineRule="exact"/>
+              <w:jc w:val="left"/>
+              <w:rPr>
+                <w:rFonts w:ascii="FangSong_GB2312" w:eastAsia="FangSong_GB2312" w:hAnsi="FangSong_GB2312" w:cs="FangSong_GB2312"/>
+                <w:kern w:val="0"/>
+                <w:sz w:val="24"/>
+              </w:rPr>
+            </w:pPr>
+            <w:r>
+              <w:rPr>
+                <w:rFonts w:ascii="FangSong_GB2312" w:eastAsia="FangSong_GB2312" w:hAnsi="FangSong_GB2312" w:cs="FangSong_GB2312" w:hint="eastAsia"/>
+                <w:kern w:val="0"/>
+                <w:sz w:val="24"/>
+              </w:rPr>
+              <w:t xml:space="preserve">【教学方法】项目导引、边缘错误案例分析、防错页面设计实操</w:t>
+            </w:r>
+          </w:p>
+          <w:p>
+            <w:pPr>
+              <w:widowControl/>
+              <w:spacing w:line="400" w:lineRule="exact"/>
+              <w:jc w:val="left"/>
+              <w:rPr>
+                <w:rFonts w:ascii="FangSong_GB2312" w:eastAsia="FangSong_GB2312" w:hAnsi="FangSong_GB2312" w:cs="FangSong_GB2312"/>
+                <w:kern w:val="0"/>
+                <w:sz w:val="24"/>
+              </w:rPr>
+            </w:pPr>
+            <w:r>
+              <w:rPr>
+                <w:rFonts w:ascii="FangSong_GB2312" w:eastAsia="FangSong_GB2312" w:hAnsi="FangSong_GB2312" w:cs="FangSong_GB2312" w:hint="eastAsia"/>
+                <w:kern w:val="0"/>
+                <w:sz w:val="24"/>
+              </w:rPr>
+              <w:t xml:space="preserve">【时间安排】约10分钟（0.2实践学时）</w:t>
             </w:r>
           </w:p>
           <w:p>
@@ -1317,7 +1357,7 @@
         </w:tc>
         <w:tc>
           <w:tcPr>
-            <w:tcW w:w="3894" w:type="dxa"/>
+            <w:tcW w:w="1740" w:type="dxa"/>
             <w:tcBorders>
               <w:top w:val="single" w:sz="4" w:space="0" w:color="auto"/>
               <w:left w:val="single" w:sz="4" w:space="0" w:color="auto"/>
@@ -1353,7 +1393,7 @@
         </w:tc>
         <w:tc>
           <w:tcPr>
-            <w:tcW w:w="3810" w:type="dxa"/>
+            <w:tcW w:w="5964" w:type="dxa"/>
             <w:tcBorders>
               <w:top w:val="single" w:sz="4" w:space="0" w:color="auto"/>
               <w:left w:val="single" w:sz="4" w:space="0" w:color="auto"/>
@@ -1383,47 +1423,107 @@
                 <w:kern w:val="0"/>
                 <w:sz w:val="24"/>
               </w:rPr>
-              <w:t xml:space="preserve">【教学组织】展示'友好型报错页面 vs 冷冰冰 404'的对比案例，引出防错设计的温度</w:t>
-            </w:r>
-          </w:p>
-          <w:p>
-            <w:pPr>
-              <w:widowControl/>
-              <w:spacing w:line="400" w:lineRule="exact"/>
-              <w:jc w:val="left"/>
-              <w:rPr>
-                <w:rFonts w:ascii="FangSong_GB2312" w:eastAsia="FangSong_GB2312" w:hAnsi="FangSong_GB2312" w:cs="FangSong_GB2312"/>
-                <w:kern w:val="0"/>
-                <w:sz w:val="24"/>
-              </w:rPr>
-            </w:pPr>
-            <w:r>
-              <w:rPr>
-                <w:rFonts w:ascii="FangSong_GB2312" w:eastAsia="FangSong_GB2312" w:hAnsi="FangSong_GB2312" w:cs="FangSong_GB2312" w:hint="eastAsia"/>
-                <w:kern w:val="0"/>
-                <w:sz w:val="24"/>
-              </w:rPr>
-              <w:t xml:space="preserve">【教学方法】理论讲授、边缘错误案例分析、防错页面设计实操</w:t>
-            </w:r>
-          </w:p>
-          <w:p>
-            <w:pPr>
-              <w:widowControl/>
-              <w:spacing w:line="400" w:lineRule="exact"/>
-              <w:jc w:val="left"/>
-              <w:rPr>
-                <w:rFonts w:ascii="FangSong_GB2312" w:eastAsia="FangSong_GB2312" w:hAnsi="FangSong_GB2312" w:cs="FangSong_GB2312"/>
-                <w:kern w:val="0"/>
-                <w:sz w:val="24"/>
-              </w:rPr>
-            </w:pPr>
-            <w:r>
-              <w:rPr>
-                <w:rFonts w:ascii="FangSong_GB2312" w:eastAsia="FangSong_GB2312" w:hAnsi="FangSong_GB2312" w:cs="FangSong_GB2312" w:hint="eastAsia"/>
-                <w:kern w:val="0"/>
-                <w:sz w:val="24"/>
-              </w:rPr>
-              <w:t xml:space="preserve">【时间安排】约10分钟（0.2理论学时）</w:t>
+              <w:t xml:space="preserve">【教学组织】课程情境导入:</w:t>
+            </w:r>
+          </w:p>
+          <w:p>
+            <w:pPr>
+              <w:widowControl/>
+              <w:spacing w:line="400" w:lineRule="exact"/>
+              <w:jc w:val="left"/>
+              <w:rPr>
+                <w:rFonts w:ascii="FangSong_GB2312" w:eastAsia="FangSong_GB2312" w:hAnsi="FangSong_GB2312" w:cs="FangSong_GB2312"/>
+                <w:kern w:val="0"/>
+                <w:sz w:val="24"/>
+              </w:rPr>
+            </w:pPr>
+            <w:r>
+              <w:rPr>
+                <w:rFonts w:ascii="FangSong_GB2312" w:eastAsia="FangSong_GB2312" w:hAnsi="FangSong_GB2312" w:cs="FangSong_GB2312" w:hint="eastAsia"/>
+                <w:kern w:val="0"/>
+                <w:sz w:val="24"/>
+              </w:rPr>
+              <w:t xml:space="preserve">1. 展示'友好型报错页面 vs 冷冰冰 404'的对比案例，引出防错设计的温度</w:t>
+            </w:r>
+          </w:p>
+          <w:p>
+            <w:pPr>
+              <w:widowControl/>
+              <w:spacing w:line="400" w:lineRule="exact"/>
+              <w:jc w:val="left"/>
+              <w:rPr>
+                <w:rFonts w:ascii="FangSong_GB2312" w:eastAsia="FangSong_GB2312" w:hAnsi="FangSong_GB2312" w:cs="FangSong_GB2312"/>
+                <w:kern w:val="0"/>
+                <w:sz w:val="24"/>
+              </w:rPr>
+            </w:pPr>
+            <w:r>
+              <w:rPr>
+                <w:rFonts w:ascii="FangSong_GB2312" w:eastAsia="FangSong_GB2312" w:hAnsi="FangSong_GB2312" w:cs="FangSong_GB2312" w:hint="eastAsia"/>
+                <w:kern w:val="0"/>
+                <w:sz w:val="24"/>
+              </w:rPr>
+              <w:t xml:space="preserve">2. 明确本节课核心聚焦点：物理深度的前端映射逻辑与边缘状态(Edge Cases)的防御性设计</w:t>
+            </w:r>
+          </w:p>
+          <w:p>
+            <w:pPr>
+              <w:widowControl/>
+              <w:spacing w:line="400" w:lineRule="exact"/>
+              <w:jc w:val="left"/>
+              <w:rPr>
+                <w:rFonts w:ascii="FangSong_GB2312" w:eastAsia="FangSong_GB2312" w:hAnsi="FangSong_GB2312" w:cs="FangSong_GB2312"/>
+                <w:kern w:val="0"/>
+                <w:sz w:val="24"/>
+              </w:rPr>
+            </w:pPr>
+            <w:r>
+              <w:rPr>
+                <w:rFonts w:ascii="FangSong_GB2312" w:eastAsia="FangSong_GB2312" w:hAnsi="FangSong_GB2312" w:cs="FangSong_GB2312" w:hint="eastAsia"/>
+                <w:kern w:val="0"/>
+                <w:sz w:val="24"/>
+              </w:rPr>
+              <w:t xml:space="preserve">3. 激发学生学习动机与探索兴趣。</w:t>
+            </w:r>
+          </w:p>
+          <w:p>
+            <w:pPr>
+              <w:widowControl/>
+              <w:spacing w:line="400" w:lineRule="exact"/>
+              <w:jc w:val="left"/>
+              <w:rPr>
+                <w:rFonts w:ascii="FangSong_GB2312" w:eastAsia="FangSong_GB2312" w:hAnsi="FangSong_GB2312" w:cs="FangSong_GB2312"/>
+                <w:kern w:val="0"/>
+                <w:sz w:val="24"/>
+              </w:rPr>
+            </w:pPr>
+            <w:r>
+              <w:rPr>
+                <w:rFonts w:ascii="FangSong_GB2312" w:eastAsia="FangSong_GB2312" w:hAnsi="FangSong_GB2312" w:cs="FangSong_GB2312" w:hint="eastAsia"/>
+                <w:kern w:val="0"/>
+                <w:sz w:val="24"/>
+              </w:rPr>
+              <w:t xml:space="preserve">【教学方法】项目导引、边缘错误案例分析、防错页面设计实操</w:t>
+            </w:r>
+          </w:p>
+          <w:p>
+            <w:pPr>
+              <w:widowControl/>
+              <w:spacing w:line="400" w:lineRule="exact"/>
+              <w:jc w:val="left"/>
+              <w:rPr>
+                <w:rFonts w:ascii="FangSong_GB2312" w:eastAsia="FangSong_GB2312" w:hAnsi="FangSong_GB2312" w:cs="FangSong_GB2312"/>
+                <w:kern w:val="0"/>
+                <w:sz w:val="24"/>
+              </w:rPr>
+            </w:pPr>
+            <w:r>
+              <w:rPr>
+                <w:rFonts w:ascii="FangSong_GB2312" w:eastAsia="FangSong_GB2312" w:hAnsi="FangSong_GB2312" w:cs="FangSong_GB2312" w:hint="eastAsia"/>
+                <w:kern w:val="0"/>
+                <w:sz w:val="24"/>
+              </w:rPr>
+              <w:t xml:space="preserve">【时间安排】约10分钟（0.2实践学时）</w:t>
             </w:r>
           </w:p>
           <w:p>
@@ -1474,7 +1574,7 @@
         </w:tc>
         <w:tc>
           <w:tcPr>
-            <w:tcW w:w="3894" w:type="dxa"/>
+            <w:tcW w:w="1740" w:type="dxa"/>
             <w:tcBorders>
               <w:top w:val="single" w:sz="4" w:space="0" w:color="auto"/>
               <w:left w:val="single" w:sz="4" w:space="0" w:color="auto"/>
@@ -1503,13 +1603,21 @@
                 <w:kern w:val="0"/>
                 <w:sz w:val="24"/>
               </w:rPr>
-              <w:t>新课讲授</w:t>
-            </w:r>
-          </w:p>
-        </w:tc>
-        <w:tc>
-          <w:tcPr>
-            <w:tcW w:w="3810" w:type="dxa"/>
+              <w:t>新课</w:t>
+            </w:r>
+            <w:r>
+              <w:rPr>
+                <w:rFonts w:ascii="FangSong_GB2312" w:eastAsia="FangSong_GB2312" w:hAnsi="FangSong_GB2312" w:cs="FangSong_GB2312" w:hint="eastAsia"/>
+                <w:kern w:val="0"/>
+                <w:sz w:val="24"/>
+              </w:rPr>
+              <w:t>演示</w:t>
+            </w:r>
+          </w:p>
+        </w:tc>
+        <w:tc>
+          <w:tcPr>
+            <w:tcW w:w="5964" w:type="dxa"/>
             <w:tcBorders>
               <w:top w:val="single" w:sz="4" w:space="0" w:color="auto"/>
               <w:left w:val="single" w:sz="4" w:space="0" w:color="auto"/>
@@ -1539,47 +1647,127 @@
                 <w:kern w:val="0"/>
                 <w:sz w:val="24"/>
               </w:rPr>
-              <w:t xml:space="preserve">【教学组织】光影深度原则（elevation/shadow）、边缘状态穷举法、防错设计与宽容度原则</w:t>
-            </w:r>
-          </w:p>
-          <w:p>
-            <w:pPr>
-              <w:widowControl/>
-              <w:spacing w:line="400" w:lineRule="exact"/>
-              <w:jc w:val="left"/>
-              <w:rPr>
-                <w:rFonts w:ascii="FangSong_GB2312" w:eastAsia="FangSong_GB2312" w:hAnsi="FangSong_GB2312" w:cs="FangSong_GB2312"/>
-                <w:kern w:val="0"/>
-                <w:sz w:val="24"/>
-              </w:rPr>
-            </w:pPr>
-            <w:r>
-              <w:rPr>
-                <w:rFonts w:ascii="FangSong_GB2312" w:eastAsia="FangSong_GB2312" w:hAnsi="FangSong_GB2312" w:cs="FangSong_GB2312" w:hint="eastAsia"/>
-                <w:kern w:val="0"/>
-                <w:sz w:val="24"/>
-              </w:rPr>
-              <w:t xml:space="preserve">【教学方法】理论讲授、边缘错误案例分析、防错页面设计实操</w:t>
-            </w:r>
-          </w:p>
-          <w:p>
-            <w:pPr>
-              <w:widowControl/>
-              <w:spacing w:line="400" w:lineRule="exact"/>
-              <w:jc w:val="left"/>
-              <w:rPr>
-                <w:rFonts w:ascii="FangSong_GB2312" w:eastAsia="FangSong_GB2312" w:hAnsi="FangSong_GB2312" w:cs="FangSong_GB2312"/>
-                <w:kern w:val="0"/>
-                <w:sz w:val="24"/>
-              </w:rPr>
-            </w:pPr>
-            <w:r>
-              <w:rPr>
-                <w:rFonts w:ascii="FangSong_GB2312" w:eastAsia="FangSong_GB2312" w:hAnsi="FangSong_GB2312" w:cs="FangSong_GB2312" w:hint="eastAsia"/>
-                <w:kern w:val="0"/>
-                <w:sz w:val="24"/>
-              </w:rPr>
-              <w:t xml:space="preserve">【时间安排】约70分钟（1.6理论学时）</w:t>
+              <w:t xml:space="preserve">【教学组织】核心方法与实操解析:</w:t>
+            </w:r>
+          </w:p>
+          <w:p>
+            <w:pPr>
+              <w:widowControl/>
+              <w:spacing w:line="400" w:lineRule="exact"/>
+              <w:jc w:val="left"/>
+              <w:rPr>
+                <w:rFonts w:ascii="FangSong_GB2312" w:eastAsia="FangSong_GB2312" w:hAnsi="FangSong_GB2312" w:cs="FangSong_GB2312"/>
+                <w:kern w:val="0"/>
+                <w:sz w:val="24"/>
+              </w:rPr>
+            </w:pPr>
+            <w:r>
+              <w:rPr>
+                <w:rFonts w:ascii="FangSong_GB2312" w:eastAsia="FangSong_GB2312" w:hAnsi="FangSong_GB2312" w:cs="FangSong_GB2312" w:hint="eastAsia"/>
+                <w:kern w:val="0"/>
+                <w:sz w:val="24"/>
+              </w:rPr>
+              <w:t xml:space="preserve">1. 实训主线：光影深度原则（elevation/shadow）、边缘状态穷举法、防错设计与宽容度原则</w:t>
+            </w:r>
+          </w:p>
+          <w:p>
+            <w:pPr>
+              <w:widowControl/>
+              <w:spacing w:line="400" w:lineRule="exact"/>
+              <w:jc w:val="left"/>
+              <w:rPr>
+                <w:rFonts w:ascii="FangSong_GB2312" w:eastAsia="FangSong_GB2312" w:hAnsi="FangSong_GB2312" w:cs="FangSong_GB2312"/>
+                <w:kern w:val="0"/>
+                <w:sz w:val="24"/>
+              </w:rPr>
+            </w:pPr>
+            <w:r>
+              <w:rPr>
+                <w:rFonts w:ascii="FangSong_GB2312" w:eastAsia="FangSong_GB2312" w:hAnsi="FangSong_GB2312" w:cs="FangSong_GB2312" w:hint="eastAsia"/>
+                <w:kern w:val="0"/>
+                <w:sz w:val="24"/>
+              </w:rPr>
+              <w:t xml:space="preserve">2. 实践要点拆解：8.1 光影深度营造实操；处理极限/错误边界与情境反馈 8.2 收尾 实验2(Exp2)，建立视觉 Token Prompt 集</w:t>
+            </w:r>
+          </w:p>
+          <w:p>
+            <w:pPr>
+              <w:widowControl/>
+              <w:spacing w:line="400" w:lineRule="exact"/>
+              <w:jc w:val="left"/>
+              <w:rPr>
+                <w:rFonts w:ascii="FangSong_GB2312" w:eastAsia="FangSong_GB2312" w:hAnsi="FangSong_GB2312" w:cs="FangSong_GB2312"/>
+                <w:kern w:val="0"/>
+                <w:sz w:val="24"/>
+              </w:rPr>
+            </w:pPr>
+            <w:r>
+              <w:rPr>
+                <w:rFonts w:ascii="FangSong_GB2312" w:eastAsia="FangSong_GB2312" w:hAnsi="FangSong_GB2312" w:cs="FangSong_GB2312" w:hint="eastAsia"/>
+                <w:kern w:val="0"/>
+                <w:sz w:val="24"/>
+              </w:rPr>
+              <w:t xml:space="preserve">3. 重难点突破：针对“穷尽交互旅程中的异常分支流，并为其提供优雅且具安抚感的设计反馈”，采用案例剖析策略。</w:t>
+            </w:r>
+          </w:p>
+          <w:p>
+            <w:pPr>
+              <w:widowControl/>
+              <w:spacing w:line="400" w:lineRule="exact"/>
+              <w:jc w:val="left"/>
+              <w:rPr>
+                <w:rFonts w:ascii="FangSong_GB2312" w:eastAsia="FangSong_GB2312" w:hAnsi="FangSong_GB2312" w:cs="FangSong_GB2312"/>
+                <w:kern w:val="0"/>
+                <w:sz w:val="24"/>
+              </w:rPr>
+            </w:pPr>
+            <w:r>
+              <w:rPr>
+                <w:rFonts w:ascii="FangSong_GB2312" w:eastAsia="FangSong_GB2312" w:hAnsi="FangSong_GB2312" w:cs="FangSong_GB2312" w:hint="eastAsia"/>
+                <w:kern w:val="0"/>
+                <w:sz w:val="24"/>
+              </w:rPr>
+              <w:t xml:space="preserve">4. 支撑目标：掌握界面物理深度的构建手段</w:t>
+            </w:r>
+          </w:p>
+          <w:p>
+            <w:pPr>
+              <w:widowControl/>
+              <w:spacing w:line="400" w:lineRule="exact"/>
+              <w:jc w:val="left"/>
+              <w:rPr>
+                <w:rFonts w:ascii="FangSong_GB2312" w:eastAsia="FangSong_GB2312" w:hAnsi="FangSong_GB2312" w:cs="FangSong_GB2312"/>
+                <w:kern w:val="0"/>
+                <w:sz w:val="24"/>
+              </w:rPr>
+            </w:pPr>
+            <w:r>
+              <w:rPr>
+                <w:rFonts w:ascii="FangSong_GB2312" w:eastAsia="FangSong_GB2312" w:hAnsi="FangSong_GB2312" w:cs="FangSong_GB2312" w:hint="eastAsia"/>
+                <w:kern w:val="0"/>
+                <w:sz w:val="24"/>
+              </w:rPr>
+              <w:t xml:space="preserve">【教学方法】项目导引、边缘错误案例分析、防错页面设计实操</w:t>
+            </w:r>
+          </w:p>
+          <w:p>
+            <w:pPr>
+              <w:widowControl/>
+              <w:spacing w:line="400" w:lineRule="exact"/>
+              <w:jc w:val="left"/>
+              <w:rPr>
+                <w:rFonts w:ascii="FangSong_GB2312" w:eastAsia="FangSong_GB2312" w:hAnsi="FangSong_GB2312" w:cs="FangSong_GB2312"/>
+                <w:kern w:val="0"/>
+                <w:sz w:val="24"/>
+              </w:rPr>
+            </w:pPr>
+            <w:r>
+              <w:rPr>
+                <w:rFonts w:ascii="FangSong_GB2312" w:eastAsia="FangSong_GB2312" w:hAnsi="FangSong_GB2312" w:cs="FangSong_GB2312" w:hint="eastAsia"/>
+                <w:kern w:val="0"/>
+                <w:sz w:val="24"/>
+              </w:rPr>
+              <w:t xml:space="preserve">【时间安排】约70分钟（1.6实践学时）</w:t>
             </w:r>
           </w:p>
           <w:p>
@@ -1659,7 +1847,7 @@
         </w:tc>
         <w:tc>
           <w:tcPr>
-            <w:tcW w:w="3894" w:type="dxa"/>
+            <w:tcW w:w="1740" w:type="dxa"/>
             <w:tcBorders>
               <w:top w:val="single" w:sz="4" w:space="0" w:color="auto"/>
               <w:left w:val="single" w:sz="4" w:space="0" w:color="auto"/>
@@ -1680,7 +1868,7 @@
                 <w:rFonts w:ascii="FangSong_GB2312" w:eastAsia="FangSong_GB2312" w:hAnsi="FangSong_GB2312" w:cs="FangSong_GB2312"/>
                 <w:b/>
                 <w:bCs/>
-                <w:color w:val="FF0000"/>
+                <w:color w:val="000000"/>
                 <w:kern w:val="0"/>
                 <w:sz w:val="24"/>
               </w:rPr>
@@ -1690,7 +1878,7 @@
                 <w:rFonts w:ascii="FangSong_GB2312" w:eastAsia="FangSong_GB2312" w:hAnsi="FangSong_GB2312" w:cs="FangSong_GB2312" w:hint="eastAsia"/>
                 <w:b/>
                 <w:bCs/>
-                <w:color w:val="FF0000"/>
+                <w:color w:val="000000"/>
                 <w:kern w:val="0"/>
                 <w:sz w:val="24"/>
               </w:rPr>
@@ -1700,7 +1888,7 @@
         </w:tc>
         <w:tc>
           <w:tcPr>
-            <w:tcW w:w="3810" w:type="dxa"/>
+            <w:tcW w:w="5964" w:type="dxa"/>
             <w:tcBorders>
               <w:top w:val="single" w:sz="4" w:space="0" w:color="auto"/>
               <w:left w:val="single" w:sz="4" w:space="0" w:color="auto"/>
@@ -1720,53 +1908,125 @@
               <w:jc w:val="left"/>
               <w:rPr>
                 <w:rFonts w:ascii="FangSong_GB2312" w:eastAsia="FangSong_GB2312" w:hAnsi="FangSong_GB2312" w:cs="FangSong_GB2312"/>
-                <w:kern w:val="0"/>
-                <w:sz w:val="24"/>
-              </w:rPr>
-            </w:pPr>
-            <w:r>
-              <w:rPr>
-                <w:rFonts w:ascii="FangSong_GB2312" w:eastAsia="FangSong_GB2312" w:hAnsi="FangSong_GB2312" w:cs="FangSong_GB2312" w:hint="eastAsia"/>
-                <w:kern w:val="0"/>
-                <w:sz w:val="24"/>
-              </w:rPr>
-              <w:t xml:space="preserve">【教学组织】收尾 实验2(Exp2)——补全边缘状态页面 + 建立视觉 Token Prompt 集</w:t>
-            </w:r>
-          </w:p>
-          <w:p>
-            <w:pPr>
-              <w:widowControl/>
-              <w:spacing w:line="400" w:lineRule="exact"/>
-              <w:jc w:val="left"/>
-              <w:rPr>
-                <w:rFonts w:ascii="FangSong_GB2312" w:eastAsia="FangSong_GB2312" w:hAnsi="FangSong_GB2312" w:cs="FangSong_GB2312"/>
-                <w:kern w:val="0"/>
-                <w:sz w:val="24"/>
-              </w:rPr>
-            </w:pPr>
-            <w:r>
-              <w:rPr>
-                <w:rFonts w:ascii="FangSong_GB2312" w:eastAsia="FangSong_GB2312" w:hAnsi="FangSong_GB2312" w:cs="FangSong_GB2312" w:hint="eastAsia"/>
-                <w:kern w:val="0"/>
-                <w:sz w:val="24"/>
-              </w:rPr>
-              <w:t xml:space="preserve">【教学方法】理论讲授、边缘错误案例分析、防错页面设计实操</w:t>
-            </w:r>
-          </w:p>
-          <w:p>
-            <w:pPr>
-              <w:widowControl/>
-              <w:spacing w:line="400" w:lineRule="exact"/>
-              <w:jc w:val="left"/>
-              <w:rPr>
-                <w:rFonts w:ascii="FangSong_GB2312" w:eastAsia="FangSong_GB2312" w:hAnsi="FangSong_GB2312" w:cs="FangSong_GB2312"/>
-                <w:kern w:val="0"/>
-                <w:sz w:val="24"/>
-              </w:rPr>
-            </w:pPr>
-            <w:r>
-              <w:rPr>
-                <w:rFonts w:ascii="FangSong_GB2312" w:eastAsia="FangSong_GB2312" w:hAnsi="FangSong_GB2312" w:cs="FangSong_GB2312" w:hint="eastAsia"/>
+                <w:color w:val="000000"/>
+                <w:kern w:val="0"/>
+                <w:sz w:val="24"/>
+              </w:rPr>
+            </w:pPr>
+            <w:r>
+              <w:rPr>
+                <w:rFonts w:ascii="FangSong_GB2312" w:eastAsia="FangSong_GB2312" w:hAnsi="FangSong_GB2312" w:cs="FangSong_GB2312" w:hint="eastAsia"/>
+                <w:color w:val="000000"/>
+                <w:kern w:val="0"/>
+                <w:sz w:val="24"/>
+              </w:rPr>
+              <w:t xml:space="preserve">【教学组织】课堂实践与操作训练:</w:t>
+            </w:r>
+          </w:p>
+          <w:p>
+            <w:pPr>
+              <w:widowControl/>
+              <w:spacing w:line="400" w:lineRule="exact"/>
+              <w:jc w:val="left"/>
+              <w:rPr>
+                <w:rFonts w:ascii="FangSong_GB2312" w:eastAsia="FangSong_GB2312" w:hAnsi="FangSong_GB2312" w:cs="FangSong_GB2312"/>
+                <w:color w:val="000000"/>
+                <w:kern w:val="0"/>
+                <w:sz w:val="24"/>
+              </w:rPr>
+            </w:pPr>
+            <w:r>
+              <w:rPr>
+                <w:rFonts w:ascii="FangSong_GB2312" w:eastAsia="FangSong_GB2312" w:hAnsi="FangSong_GB2312" w:cs="FangSong_GB2312" w:hint="eastAsia"/>
+                <w:color w:val="000000"/>
+                <w:kern w:val="0"/>
+                <w:sz w:val="24"/>
+              </w:rPr>
+              <w:t xml:space="preserve">1. 实践任务指导：收尾 实验2(Exp2)——补全边缘状态页面 + 建立视觉 Token Prompt 集</w:t>
+            </w:r>
+          </w:p>
+          <w:p>
+            <w:pPr>
+              <w:widowControl/>
+              <w:spacing w:line="400" w:lineRule="exact"/>
+              <w:jc w:val="left"/>
+              <w:rPr>
+                <w:rFonts w:ascii="FangSong_GB2312" w:eastAsia="FangSong_GB2312" w:hAnsi="FangSong_GB2312" w:cs="FangSong_GB2312"/>
+                <w:color w:val="000000"/>
+                <w:kern w:val="0"/>
+                <w:sz w:val="24"/>
+              </w:rPr>
+            </w:pPr>
+            <w:r>
+              <w:rPr>
+                <w:rFonts w:ascii="FangSong_GB2312" w:eastAsia="FangSong_GB2312" w:hAnsi="FangSong_GB2312" w:cs="FangSong_GB2312" w:hint="eastAsia"/>
+                <w:color w:val="000000"/>
+                <w:kern w:val="0"/>
+                <w:sz w:val="24"/>
+              </w:rPr>
+              <w:t xml:space="preserve">2. 核心任务目标：补全项目中至少 5 个边缘状态页面（空状态/加载中/报错/无网络/首次使用），建立视觉 Token Prompt 集并完成 实验2(Exp2) 交付。</w:t>
+            </w:r>
+          </w:p>
+          <w:p>
+            <w:pPr>
+              <w:widowControl/>
+              <w:spacing w:line="400" w:lineRule="exact"/>
+              <w:jc w:val="left"/>
+              <w:rPr>
+                <w:rFonts w:ascii="FangSong_GB2312" w:eastAsia="FangSong_GB2312" w:hAnsi="FangSong_GB2312" w:cs="FangSong_GB2312"/>
+                <w:color w:val="000000"/>
+                <w:kern w:val="0"/>
+                <w:sz w:val="24"/>
+              </w:rPr>
+            </w:pPr>
+            <w:r>
+              <w:rPr>
+                <w:rFonts w:ascii="FangSong_GB2312" w:eastAsia="FangSong_GB2312" w:hAnsi="FangSong_GB2312" w:cs="FangSong_GB2312" w:hint="eastAsia"/>
+                <w:color w:val="000000"/>
+                <w:kern w:val="0"/>
+                <w:sz w:val="24"/>
+              </w:rPr>
+              <w:t xml:space="preserve">3. 教师巡回指导，及时发现并纠正学生实践中的认知偏差。</w:t>
+            </w:r>
+          </w:p>
+          <w:p>
+            <w:pPr>
+              <w:widowControl/>
+              <w:spacing w:line="400" w:lineRule="exact"/>
+              <w:jc w:val="left"/>
+              <w:rPr>
+                <w:rFonts w:ascii="FangSong_GB2312" w:eastAsia="FangSong_GB2312" w:hAnsi="FangSong_GB2312" w:cs="FangSong_GB2312"/>
+                <w:color w:val="000000"/>
+                <w:kern w:val="0"/>
+                <w:sz w:val="24"/>
+              </w:rPr>
+            </w:pPr>
+            <w:r>
+              <w:rPr>
+                <w:rFonts w:ascii="FangSong_GB2312" w:eastAsia="FangSong_GB2312" w:hAnsi="FangSong_GB2312" w:cs="FangSong_GB2312" w:hint="eastAsia"/>
+                <w:color w:val="000000"/>
+                <w:kern w:val="0"/>
+                <w:sz w:val="24"/>
+              </w:rPr>
+              <w:t xml:space="preserve">【教学方法】项目导引、边缘错误案例分析、防错页面设计实操</w:t>
+            </w:r>
+          </w:p>
+          <w:p>
+            <w:pPr>
+              <w:widowControl/>
+              <w:spacing w:line="400" w:lineRule="exact"/>
+              <w:jc w:val="left"/>
+              <w:rPr>
+                <w:rFonts w:ascii="FangSong_GB2312" w:eastAsia="FangSong_GB2312" w:hAnsi="FangSong_GB2312" w:cs="FangSong_GB2312"/>
+                <w:color w:val="000000"/>
+                <w:kern w:val="0"/>
+                <w:sz w:val="24"/>
+              </w:rPr>
+            </w:pPr>
+            <w:r>
+              <w:rPr>
+                <w:rFonts w:ascii="FangSong_GB2312" w:eastAsia="FangSong_GB2312" w:hAnsi="FangSong_GB2312" w:cs="FangSong_GB2312" w:hint="eastAsia"/>
+                <w:color w:val="000000"/>
                 <w:kern w:val="0"/>
                 <w:sz w:val="24"/>
               </w:rPr>
@@ -1780,13 +2040,15 @@
               <w:jc w:val="left"/>
               <w:rPr>
                 <w:rFonts w:ascii="FangSong_GB2312" w:eastAsia="FangSong_GB2312" w:hAnsi="FangSong_GB2312" w:cs="FangSong_GB2312"/>
-                <w:kern w:val="0"/>
-                <w:sz w:val="24"/>
-              </w:rPr>
-            </w:pPr>
-            <w:r>
-              <w:rPr>
-                <w:rFonts w:ascii="FangSong_GB2312" w:eastAsia="FangSong_GB2312" w:hAnsi="FangSong_GB2312" w:cs="FangSong_GB2312" w:hint="eastAsia"/>
+                <w:color w:val="000000"/>
+                <w:kern w:val="0"/>
+                <w:sz w:val="24"/>
+              </w:rPr>
+            </w:pPr>
+            <w:r>
+              <w:rPr>
+                <w:rFonts w:ascii="FangSong_GB2312" w:eastAsia="FangSong_GB2312" w:hAnsi="FangSong_GB2312" w:cs="FangSong_GB2312" w:hint="eastAsia"/>
+                <w:color w:val="000000"/>
                 <w:kern w:val="0"/>
                 <w:sz w:val="24"/>
               </w:rPr>
@@ -1829,7 +2091,7 @@
         </w:tc>
         <w:tc>
           <w:tcPr>
-            <w:tcW w:w="3894" w:type="dxa"/>
+            <w:tcW w:w="1740" w:type="dxa"/>
             <w:tcBorders>
               <w:top w:val="single" w:sz="4" w:space="0" w:color="auto"/>
               <w:left w:val="single" w:sz="4" w:space="0" w:color="auto"/>
@@ -1850,7 +2112,7 @@
                 <w:rFonts w:ascii="FangSong_GB2312" w:eastAsia="FangSong_GB2312" w:hAnsi="FangSong_GB2312" w:cs="FangSong_GB2312"/>
                 <w:b/>
                 <w:bCs/>
-                <w:color w:val="FF0000"/>
+                <w:color w:val="000000"/>
                 <w:kern w:val="0"/>
                 <w:sz w:val="24"/>
               </w:rPr>
@@ -1860,7 +2122,7 @@
                 <w:rFonts w:ascii="FangSong_GB2312" w:eastAsia="FangSong_GB2312" w:hAnsi="FangSong_GB2312" w:cs="FangSong_GB2312" w:hint="eastAsia"/>
                 <w:b/>
                 <w:bCs/>
-                <w:color w:val="FF0000"/>
+                <w:color w:val="000000"/>
                 <w:kern w:val="0"/>
                 <w:sz w:val="24"/>
               </w:rPr>
@@ -1870,7 +2132,7 @@
         </w:tc>
         <w:tc>
           <w:tcPr>
-            <w:tcW w:w="3810" w:type="dxa"/>
+            <w:tcW w:w="5964" w:type="dxa"/>
             <w:tcBorders>
               <w:top w:val="single" w:sz="4" w:space="0" w:color="auto"/>
               <w:left w:val="single" w:sz="4" w:space="0" w:color="auto"/>
@@ -1890,53 +2152,125 @@
               <w:jc w:val="left"/>
               <w:rPr>
                 <w:rFonts w:ascii="FangSong_GB2312" w:eastAsia="FangSong_GB2312" w:hAnsi="FangSong_GB2312" w:cs="FangSong_GB2312"/>
-                <w:kern w:val="0"/>
-                <w:sz w:val="24"/>
-              </w:rPr>
-            </w:pPr>
-            <w:r>
-              <w:rPr>
-                <w:rFonts w:ascii="FangSong_GB2312" w:eastAsia="FangSong_GB2312" w:hAnsi="FangSong_GB2312" w:cs="FangSong_GB2312" w:hint="eastAsia"/>
-                <w:kern w:val="0"/>
-                <w:sz w:val="24"/>
-              </w:rPr>
-              <w:t xml:space="preserve">【教学组织】实验2(Exp2) 交付互评，预告 AI 原型生成</w:t>
-            </w:r>
-          </w:p>
-          <w:p>
-            <w:pPr>
-              <w:widowControl/>
-              <w:spacing w:line="400" w:lineRule="exact"/>
-              <w:jc w:val="left"/>
-              <w:rPr>
-                <w:rFonts w:ascii="FangSong_GB2312" w:eastAsia="FangSong_GB2312" w:hAnsi="FangSong_GB2312" w:cs="FangSong_GB2312"/>
-                <w:kern w:val="0"/>
-                <w:sz w:val="24"/>
-              </w:rPr>
-            </w:pPr>
-            <w:r>
-              <w:rPr>
-                <w:rFonts w:ascii="FangSong_GB2312" w:eastAsia="FangSong_GB2312" w:hAnsi="FangSong_GB2312" w:cs="FangSong_GB2312" w:hint="eastAsia"/>
-                <w:kern w:val="0"/>
-                <w:sz w:val="24"/>
-              </w:rPr>
-              <w:t xml:space="preserve">【时间安排】约10分钟（2.2实践学时）</w:t>
-            </w:r>
-          </w:p>
-          <w:p>
-            <w:pPr>
-              <w:widowControl/>
-              <w:spacing w:line="400" w:lineRule="exact"/>
-              <w:jc w:val="left"/>
-              <w:rPr>
-                <w:rFonts w:ascii="FangSong_GB2312" w:eastAsia="FangSong_GB2312" w:hAnsi="FangSong_GB2312" w:cs="FangSong_GB2312"/>
-                <w:kern w:val="0"/>
-                <w:sz w:val="24"/>
-              </w:rPr>
-            </w:pPr>
-            <w:r>
-              <w:rPr>
-                <w:rFonts w:ascii="FangSong_GB2312" w:eastAsia="FangSong_GB2312" w:hAnsi="FangSong_GB2312" w:cs="FangSong_GB2312" w:hint="eastAsia"/>
+                <w:color w:val="000000"/>
+                <w:kern w:val="0"/>
+                <w:sz w:val="24"/>
+              </w:rPr>
+            </w:pPr>
+            <w:r>
+              <w:rPr>
+                <w:rFonts w:ascii="FangSong_GB2312" w:eastAsia="FangSong_GB2312" w:hAnsi="FangSong_GB2312" w:cs="FangSong_GB2312" w:hint="eastAsia"/>
+                <w:color w:val="000000"/>
+                <w:kern w:val="0"/>
+                <w:sz w:val="24"/>
+              </w:rPr>
+              <w:t xml:space="preserve">【教学组织】知识凝练与教学反思:</w:t>
+            </w:r>
+          </w:p>
+          <w:p>
+            <w:pPr>
+              <w:widowControl/>
+              <w:spacing w:line="400" w:lineRule="exact"/>
+              <w:jc w:val="left"/>
+              <w:rPr>
+                <w:rFonts w:ascii="FangSong_GB2312" w:eastAsia="FangSong_GB2312" w:hAnsi="FangSong_GB2312" w:cs="FangSong_GB2312"/>
+                <w:color w:val="000000"/>
+                <w:kern w:val="0"/>
+                <w:sz w:val="24"/>
+              </w:rPr>
+            </w:pPr>
+            <w:r>
+              <w:rPr>
+                <w:rFonts w:ascii="FangSong_GB2312" w:eastAsia="FangSong_GB2312" w:hAnsi="FangSong_GB2312" w:cs="FangSong_GB2312" w:hint="eastAsia"/>
+                <w:color w:val="000000"/>
+                <w:kern w:val="0"/>
+                <w:sz w:val="24"/>
+              </w:rPr>
+              <w:t xml:space="preserve">1. 归纳梳理：实验2(Exp2) 交付互评，预告 AI 原型生成</w:t>
+            </w:r>
+          </w:p>
+          <w:p>
+            <w:pPr>
+              <w:widowControl/>
+              <w:spacing w:line="400" w:lineRule="exact"/>
+              <w:jc w:val="left"/>
+              <w:rPr>
+                <w:rFonts w:ascii="FangSong_GB2312" w:eastAsia="FangSong_GB2312" w:hAnsi="FangSong_GB2312" w:cs="FangSong_GB2312"/>
+                <w:color w:val="000000"/>
+                <w:kern w:val="0"/>
+                <w:sz w:val="24"/>
+              </w:rPr>
+            </w:pPr>
+            <w:r>
+              <w:rPr>
+                <w:rFonts w:ascii="FangSong_GB2312" w:eastAsia="FangSong_GB2312" w:hAnsi="FangSong_GB2312" w:cs="FangSong_GB2312" w:hint="eastAsia"/>
+                <w:color w:val="000000"/>
+                <w:kern w:val="0"/>
+                <w:sz w:val="24"/>
+              </w:rPr>
+              <w:t xml:space="preserve">2. 强化记忆：系统性总结本节课核心知识点与技能框架。</w:t>
+            </w:r>
+          </w:p>
+          <w:p>
+            <w:pPr>
+              <w:widowControl/>
+              <w:spacing w:line="400" w:lineRule="exact"/>
+              <w:jc w:val="left"/>
+              <w:rPr>
+                <w:rFonts w:ascii="FangSong_GB2312" w:eastAsia="FangSong_GB2312" w:hAnsi="FangSong_GB2312" w:cs="FangSong_GB2312"/>
+                <w:color w:val="000000"/>
+                <w:kern w:val="0"/>
+                <w:sz w:val="24"/>
+              </w:rPr>
+            </w:pPr>
+            <w:r>
+              <w:rPr>
+                <w:rFonts w:ascii="FangSong_GB2312" w:eastAsia="FangSong_GB2312" w:hAnsi="FangSong_GB2312" w:cs="FangSong_GB2312" w:hint="eastAsia"/>
+                <w:color w:val="000000"/>
+                <w:kern w:val="0"/>
+                <w:sz w:val="24"/>
+              </w:rPr>
+              <w:t xml:space="preserve">3. 布置课后延伸思考与预习任务。</w:t>
+            </w:r>
+          </w:p>
+          <w:p>
+            <w:pPr>
+              <w:widowControl/>
+              <w:spacing w:line="400" w:lineRule="exact"/>
+              <w:jc w:val="left"/>
+              <w:rPr>
+                <w:rFonts w:ascii="FangSong_GB2312" w:eastAsia="FangSong_GB2312" w:hAnsi="FangSong_GB2312" w:cs="FangSong_GB2312"/>
+                <w:color w:val="000000"/>
+                <w:kern w:val="0"/>
+                <w:sz w:val="24"/>
+              </w:rPr>
+            </w:pPr>
+            <w:r>
+              <w:rPr>
+                <w:rFonts w:ascii="FangSong_GB2312" w:eastAsia="FangSong_GB2312" w:hAnsi="FangSong_GB2312" w:cs="FangSong_GB2312" w:hint="eastAsia"/>
+                <w:color w:val="000000"/>
+                <w:kern w:val="0"/>
+                <w:sz w:val="24"/>
+              </w:rPr>
+              <w:t xml:space="preserve">【时间安排】约10分钟（0.2实践学时）</w:t>
+            </w:r>
+          </w:p>
+          <w:p>
+            <w:pPr>
+              <w:widowControl/>
+              <w:spacing w:line="400" w:lineRule="exact"/>
+              <w:jc w:val="left"/>
+              <w:rPr>
+                <w:rFonts w:ascii="FangSong_GB2312" w:eastAsia="FangSong_GB2312" w:hAnsi="FangSong_GB2312" w:cs="FangSong_GB2312"/>
+                <w:color w:val="000000"/>
+                <w:kern w:val="0"/>
+                <w:sz w:val="24"/>
+              </w:rPr>
+            </w:pPr>
+            <w:r>
+              <w:rPr>
+                <w:rFonts w:ascii="FangSong_GB2312" w:eastAsia="FangSong_GB2312" w:hAnsi="FangSong_GB2312" w:cs="FangSong_GB2312" w:hint="eastAsia"/>
+                <w:color w:val="000000"/>
                 <w:kern w:val="0"/>
                 <w:sz w:val="24"/>
               </w:rPr>
@@ -2009,15 +2343,15 @@
               <w:rPr>
                 <w:rFonts w:ascii="FangSong_GB2312" w:eastAsia="FangSong_GB2312" w:hAnsi="FangSong_GB2312" w:cs="FangSong_GB2312"/>
                 <w:bCs/>
-                <w:color w:val="333333"/>
-                <w:kern w:val="0"/>
-                <w:sz w:val="24"/>
-              </w:rPr>
-            </w:pPr>
-            <w:r>
-              <w:rPr>
-                <w:rFonts w:ascii="FangSong_GB2312" w:eastAsia="FangSong_GB2312" w:hAnsi="FangSong_GB2312" w:cs="FangSong_GB2312" w:hint="eastAsia"/>
-                <w:color w:val="FF0000"/>
+                <w:color w:val="000000"/>
+                <w:kern w:val="0"/>
+                <w:sz w:val="24"/>
+              </w:rPr>
+            </w:pPr>
+            <w:r>
+              <w:rPr>
+                <w:rFonts w:ascii="FangSong_GB2312" w:eastAsia="FangSong_GB2312" w:hAnsi="FangSong_GB2312" w:cs="FangSong_GB2312" w:hint="eastAsia"/>
+                <w:color w:val="000000"/>
                 <w:kern w:val="0"/>
                 <w:sz w:val="24"/>
               </w:rPr>

--- a/交互产品开发/Output/教案/教案_第8周_视觉重构：深度与防错.docx
+++ b/交互产品开发/Output/教案/教案_第8周_视觉重构：深度与防错.docx
@@ -225,7 +225,7 @@
                 <w:kern w:val="0"/>
                 <w:sz w:val="24"/>
               </w:rPr>
-              <w:t xml:space="preserve">8.2 收尾 实验2(Exp2)，建立视觉 Token Prompt 集</w:t>
+              <w:t xml:space="preserve">8.2 收尾 实验3(Exp3)，建立视觉 Token Prompt 集</w:t>
             </w:r>
           </w:p>
         </w:tc>
@@ -1687,7 +1687,7 @@
                 <w:kern w:val="0"/>
                 <w:sz w:val="24"/>
               </w:rPr>
-              <w:t xml:space="preserve">2. 实践要点拆解：8.1 光影深度营造实操；处理极限/错误边界与情境反馈 8.2 收尾 实验2(Exp2)，建立视觉 Token Prompt 集</w:t>
+              <w:t xml:space="preserve">2. 实践要点拆解：8.1 光影深度营造实操；处理极限/错误边界与情境反馈 8.2 收尾 实验3(Exp3)，建立视觉 Token Prompt 集</w:t>
             </w:r>
           </w:p>
           <w:p>
@@ -1942,29 +1942,29 @@
                 <w:kern w:val="0"/>
                 <w:sz w:val="24"/>
               </w:rPr>
-              <w:t xml:space="preserve">1. 实践任务指导：收尾 实验2(Exp2)——补全边缘状态页面 + 建立视觉 Token Prompt 集</w:t>
-            </w:r>
-          </w:p>
-          <w:p>
-            <w:pPr>
-              <w:widowControl/>
-              <w:spacing w:line="400" w:lineRule="exact"/>
-              <w:jc w:val="left"/>
-              <w:rPr>
-                <w:rFonts w:ascii="FangSong_GB2312" w:eastAsia="FangSong_GB2312" w:hAnsi="FangSong_GB2312" w:cs="FangSong_GB2312"/>
-                <w:color w:val="000000"/>
-                <w:kern w:val="0"/>
-                <w:sz w:val="24"/>
-              </w:rPr>
-            </w:pPr>
-            <w:r>
-              <w:rPr>
-                <w:rFonts w:ascii="FangSong_GB2312" w:eastAsia="FangSong_GB2312" w:hAnsi="FangSong_GB2312" w:cs="FangSong_GB2312" w:hint="eastAsia"/>
-                <w:color w:val="000000"/>
-                <w:kern w:val="0"/>
-                <w:sz w:val="24"/>
-              </w:rPr>
-              <w:t xml:space="preserve">2. 核心任务目标：补全项目中至少 5 个边缘状态页面（空状态/加载中/报错/无网络/首次使用），建立视觉 Token Prompt 集并完成 实验2(Exp2) 交付。</w:t>
+              <w:t xml:space="preserve">1. 实践任务指导：收尾 实验3(Exp3)——补全边缘状态页面 + 建立视觉 Token Prompt 集</w:t>
+            </w:r>
+          </w:p>
+          <w:p>
+            <w:pPr>
+              <w:widowControl/>
+              <w:spacing w:line="400" w:lineRule="exact"/>
+              <w:jc w:val="left"/>
+              <w:rPr>
+                <w:rFonts w:ascii="FangSong_GB2312" w:eastAsia="FangSong_GB2312" w:hAnsi="FangSong_GB2312" w:cs="FangSong_GB2312"/>
+                <w:color w:val="000000"/>
+                <w:kern w:val="0"/>
+                <w:sz w:val="24"/>
+              </w:rPr>
+            </w:pPr>
+            <w:r>
+              <w:rPr>
+                <w:rFonts w:ascii="FangSong_GB2312" w:eastAsia="FangSong_GB2312" w:hAnsi="FangSong_GB2312" w:cs="FangSong_GB2312" w:hint="eastAsia"/>
+                <w:color w:val="000000"/>
+                <w:kern w:val="0"/>
+                <w:sz w:val="24"/>
+              </w:rPr>
+              <w:t xml:space="preserve">2. 核心任务目标：补全项目中至少 5 个边缘状态页面（空状态/加载中/报错/无网络/首次使用），建立视觉 Token Prompt 集并完成 实验3(Exp3) 交付。</w:t>
             </w:r>
           </w:p>
           <w:p>
@@ -2186,7 +2186,7 @@
                 <w:kern w:val="0"/>
                 <w:sz w:val="24"/>
               </w:rPr>
-              <w:t xml:space="preserve">1. 归纳梳理：实验2(Exp2) 交付互评，预告 AI 原型生成</w:t>
+              <w:t xml:space="preserve">1. 归纳梳理：实验3(Exp3) 交付互评，预告 AI 原型生成</w:t>
             </w:r>
           </w:p>
           <w:p>
@@ -2355,7 +2355,7 @@
                 <w:kern w:val="0"/>
                 <w:sz w:val="24"/>
               </w:rPr>
-              <w:t xml:space="preserve">补全项目中至少 5 个边缘状态页面（空状态/加载中/报错/无网络/首次使用），建立视觉 Token Prompt 集并完成 实验2(Exp2) 交付。</w:t>
+              <w:t xml:space="preserve">补全项目中至少 5 个边缘状态页面（空状态/加载中/报错/无网络/首次使用），建立视觉 Token Prompt 集并完成 实验3(Exp3) 交付。</w:t>
             </w:r>
           </w:p>
         </w:tc>

--- a/交互产品开发/Output/教案/教案_第8周_视觉重构：深度与防错.docx
+++ b/交互产品开发/Output/教案/教案_第8周_视觉重构：深度与防错.docx
@@ -202,30 +202,7 @@
                 <w:kern w:val="0"/>
                 <w:sz w:val="24"/>
               </w:rPr>
-              <w:t xml:space="preserve">8.1 光影深度营造实操；处理极限/错误边界与情境反馈</w:t>
-            </w:r>
-          </w:p>
-          <w:p>
-            <w:pPr>
-              <w:widowControl/>
-              <w:spacing w:before="40" w:after="40" w:line="400" w:lineRule="exact"/>
-              <w:ind w:left="57" w:firstLineChars="100" w:firstLine="240"/>
-              <w:jc w:val="center"/>
-              <w:rPr>
-                <w:rFonts w:ascii="FangSong_GB2312" w:eastAsia="FangSong_GB2312" w:hAnsi="FangSong_GB2312" w:cs="FangSong_GB2312"/>
-                <w:color w:val="000000"/>
-                <w:kern w:val="0"/>
-                <w:sz w:val="24"/>
-              </w:rPr>
-            </w:pPr>
-            <w:r>
-              <w:rPr>
-                <w:rFonts w:ascii="FangSong_GB2312" w:eastAsia="FangSong_GB2312" w:hAnsi="FangSong_GB2312" w:cs="FangSong_GB2312" w:hint="eastAsia"/>
-                <w:color w:val="000000"/>
-                <w:kern w:val="0"/>
-                <w:sz w:val="24"/>
-              </w:rPr>
-              <w:t xml:space="preserve">8.2 收尾 实验3(Exp3)，建立视觉 Token Prompt 集</w:t>
+              <w:t xml:space="preserve">本周课程重点讲解数字界面的视觉深度构造以及边缘状态与防错兜底体系的设计。从早期的拟物化、扁平化历史沿革切入，深入阐释利用“全局顶光源”和“多重阴影”建立Z轴海拔系统的法则。随后，课程打破传统的“理想路径偏见”，系统讲解如何在系统无数据（空箱）、加载延迟或弱网等边缘状态下，利用共情文案、骨架屏和明确的CTA构筑安全与转化网。最后，引入工业级的“防呆（Poka-Yoke）”理念，强调通过前置防错、认知摩擦与撤销机制（Undo）代替无效的警告弹窗，以系统化工程思维确保核心交互流程的绝对安全。</w:t>
             </w:r>
           </w:p>
         </w:tc>
@@ -322,7 +299,7 @@
                 <w:kern w:val="0"/>
                 <w:sz w:val="24"/>
               </w:rPr>
-              <w:t xml:space="preserve">2023级数字媒体艺术影视班：第 16 周，周四2-5节</w:t>
+              <w:t xml:space="preserve">2023级数字媒体艺术影视班：第 14 周，周三2-5节</w:t>
             </w:r>
           </w:p>
         </w:tc>
@@ -765,7 +742,7 @@
                 <w:kern w:val="0"/>
                 <w:sz w:val="24"/>
               </w:rPr>
-              <w:t xml:space="preserve">重点：物理深度的前端映射逻辑与边缘状态(Edge Cases)的防御性设计</w:t>
+              <w:t xml:space="preserve">重点：1. 基于全局顶光源和双重阴影机制建立UI组件的Z轴物理高度体系；2. 突破理想路径偏见的边缘与异常状态空箱设计策略；3. 运用防错与防呆原理打造系统操作安全防护网。</w:t>
             </w:r>
           </w:p>
           <w:p>
@@ -789,7 +766,7 @@
                 <w:kern w:val="0"/>
                 <w:sz w:val="24"/>
               </w:rPr>
-              <w:t xml:space="preserve">难点：穷尽交互旅程中的异常分支流，并为其提供优雅且具安抚感的设计反馈</w:t>
+              <w:t xml:space="preserve">难点：1. 在没有阴影支持的极致扁平环境中利用明度落差和物理遮挡建立层级关系；2. 扭转开发者对异常报错的冷漠态度，将空箱状态转化为有温度的情感沟通与行动引导契机；3. 科学拿捏高危操作时的“认知摩擦力”，设计合理的业务破坏挽救与延时撤销通道。</w:t>
             </w:r>
           </w:p>
         </w:tc>
@@ -1226,107 +1203,7 @@
                 <w:kern w:val="0"/>
                 <w:sz w:val="24"/>
               </w:rPr>
-              <w:t xml:space="preserve">【教学组织】上次课知识回顾:</w:t>
-            </w:r>
-          </w:p>
-          <w:p>
-            <w:pPr>
-              <w:widowControl/>
-              <w:spacing w:line="400" w:lineRule="exact"/>
-              <w:jc w:val="left"/>
-              <w:rPr>
-                <w:rFonts w:ascii="FangSong_GB2312" w:eastAsia="FangSong_GB2312" w:hAnsi="FangSong_GB2312" w:cs="FangSong_GB2312"/>
-                <w:kern w:val="0"/>
-                <w:sz w:val="24"/>
-              </w:rPr>
-            </w:pPr>
-            <w:r>
-              <w:rPr>
-                <w:rFonts w:ascii="FangSong_GB2312" w:eastAsia="FangSong_GB2312" w:hAnsi="FangSong_GB2312" w:cs="FangSong_GB2312" w:hint="eastAsia"/>
-                <w:kern w:val="0"/>
-                <w:sz w:val="24"/>
-              </w:rPr>
-              <w:t xml:space="preserve">1. 回顾 W07 Token 体系，引出视觉深度与异常状态空白</w:t>
-            </w:r>
-          </w:p>
-          <w:p>
-            <w:pPr>
-              <w:widowControl/>
-              <w:spacing w:line="400" w:lineRule="exact"/>
-              <w:jc w:val="left"/>
-              <w:rPr>
-                <w:rFonts w:ascii="FangSong_GB2312" w:eastAsia="FangSong_GB2312" w:hAnsi="FangSong_GB2312" w:cs="FangSong_GB2312"/>
-                <w:kern w:val="0"/>
-                <w:sz w:val="24"/>
-              </w:rPr>
-            </w:pPr>
-            <w:r>
-              <w:rPr>
-                <w:rFonts w:ascii="FangSong_GB2312" w:eastAsia="FangSong_GB2312" w:hAnsi="FangSong_GB2312" w:cs="FangSong_GB2312" w:hint="eastAsia"/>
-                <w:kern w:val="0"/>
-                <w:sz w:val="24"/>
-              </w:rPr>
-              <w:t xml:space="preserve">2. 检查学生对前置知识的掌握情况，建立新旧知识的逻辑桥梁。</w:t>
-            </w:r>
-          </w:p>
-          <w:p>
-            <w:pPr>
-              <w:widowControl/>
-              <w:spacing w:line="400" w:lineRule="exact"/>
-              <w:jc w:val="left"/>
-              <w:rPr>
-                <w:rFonts w:ascii="FangSong_GB2312" w:eastAsia="FangSong_GB2312" w:hAnsi="FangSong_GB2312" w:cs="FangSong_GB2312"/>
-                <w:kern w:val="0"/>
-                <w:sz w:val="24"/>
-              </w:rPr>
-            </w:pPr>
-            <w:r>
-              <w:rPr>
-                <w:rFonts w:ascii="FangSong_GB2312" w:eastAsia="FangSong_GB2312" w:hAnsi="FangSong_GB2312" w:cs="FangSong_GB2312" w:hint="eastAsia"/>
-                <w:kern w:val="0"/>
-                <w:sz w:val="24"/>
-              </w:rPr>
-              <w:t xml:space="preserve">【教学方法】项目导引、边缘错误案例分析、防错页面设计实操</w:t>
-            </w:r>
-          </w:p>
-          <w:p>
-            <w:pPr>
-              <w:widowControl/>
-              <w:spacing w:line="400" w:lineRule="exact"/>
-              <w:jc w:val="left"/>
-              <w:rPr>
-                <w:rFonts w:ascii="FangSong_GB2312" w:eastAsia="FangSong_GB2312" w:hAnsi="FangSong_GB2312" w:cs="FangSong_GB2312"/>
-                <w:kern w:val="0"/>
-                <w:sz w:val="24"/>
-              </w:rPr>
-            </w:pPr>
-            <w:r>
-              <w:rPr>
-                <w:rFonts w:ascii="FangSong_GB2312" w:eastAsia="FangSong_GB2312" w:hAnsi="FangSong_GB2312" w:cs="FangSong_GB2312" w:hint="eastAsia"/>
-                <w:kern w:val="0"/>
-                <w:sz w:val="24"/>
-              </w:rPr>
-              <w:t xml:space="preserve">【时间安排】约10分钟（0.2实践学时）</w:t>
-            </w:r>
-          </w:p>
-          <w:p>
-            <w:pPr>
-              <w:widowControl/>
-              <w:spacing w:line="400" w:lineRule="exact"/>
-              <w:jc w:val="left"/>
-              <w:rPr>
-                <w:rFonts w:ascii="FangSong_GB2312" w:eastAsia="FangSong_GB2312" w:hAnsi="FangSong_GB2312" w:cs="FangSong_GB2312"/>
-                <w:kern w:val="0"/>
-                <w:sz w:val="24"/>
-              </w:rPr>
-            </w:pPr>
-            <w:r>
-              <w:rPr>
-                <w:rFonts w:ascii="FangSong_GB2312" w:eastAsia="FangSong_GB2312" w:hAnsi="FangSong_GB2312" w:cs="FangSong_GB2312" w:hint="eastAsia"/>
-                <w:kern w:val="0"/>
-                <w:sz w:val="24"/>
-              </w:rPr>
-              <w:t xml:space="preserve">【课堂思考】</w:t>
+              <w:t xml:space="preserve"/>
             </w:r>
           </w:p>
         </w:tc>
@@ -1423,7 +1300,7 @@
                 <w:kern w:val="0"/>
                 <w:sz w:val="24"/>
               </w:rPr>
-              <w:t xml:space="preserve">【教学组织】课程情境导入:</w:t>
+              <w:t xml:space="preserve">教学组织复习前期色彩布局，引入二维屏幕的认知局限，讲解全局顶光源法则，结合UI发展史阐释光影对交互层级的重要作用。</w:t>
             </w:r>
           </w:p>
           <w:p>
@@ -1443,7 +1320,7 @@
                 <w:kern w:val="0"/>
                 <w:sz w:val="24"/>
               </w:rPr>
-              <w:t xml:space="preserve">1. 展示'友好型报错页面 vs 冷冰冰 404'的对比案例，引出防错设计的温度</w:t>
+              <w:t xml:space="preserve">教学方法项目导引、边缘错误案例分析、防错页面设计实操</w:t>
             </w:r>
           </w:p>
           <w:p>
@@ -1463,7 +1340,7 @@
                 <w:kern w:val="0"/>
                 <w:sz w:val="24"/>
               </w:rPr>
-              <w:t xml:space="preserve">2. 明确本节课核心聚焦点：物理深度的前端映射逻辑与边缘状态(Edge Cases)的防御性设计</w:t>
+              <w:t xml:space="preserve">时间安排约20分钟（0.4实践学时）</w:t>
             </w:r>
           </w:p>
           <w:p>
@@ -1483,67 +1360,7 @@
                 <w:kern w:val="0"/>
                 <w:sz w:val="24"/>
               </w:rPr>
-              <w:t xml:space="preserve">3. 激发学生学习动机与探索兴趣。</w:t>
-            </w:r>
-          </w:p>
-          <w:p>
-            <w:pPr>
-              <w:widowControl/>
-              <w:spacing w:line="400" w:lineRule="exact"/>
-              <w:jc w:val="left"/>
-              <w:rPr>
-                <w:rFonts w:ascii="FangSong_GB2312" w:eastAsia="FangSong_GB2312" w:hAnsi="FangSong_GB2312" w:cs="FangSong_GB2312"/>
-                <w:kern w:val="0"/>
-                <w:sz w:val="24"/>
-              </w:rPr>
-            </w:pPr>
-            <w:r>
-              <w:rPr>
-                <w:rFonts w:ascii="FangSong_GB2312" w:eastAsia="FangSong_GB2312" w:hAnsi="FangSong_GB2312" w:cs="FangSong_GB2312" w:hint="eastAsia"/>
-                <w:kern w:val="0"/>
-                <w:sz w:val="24"/>
-              </w:rPr>
-              <w:t xml:space="preserve">【教学方法】项目导引、边缘错误案例分析、防错页面设计实操</w:t>
-            </w:r>
-          </w:p>
-          <w:p>
-            <w:pPr>
-              <w:widowControl/>
-              <w:spacing w:line="400" w:lineRule="exact"/>
-              <w:jc w:val="left"/>
-              <w:rPr>
-                <w:rFonts w:ascii="FangSong_GB2312" w:eastAsia="FangSong_GB2312" w:hAnsi="FangSong_GB2312" w:cs="FangSong_GB2312"/>
-                <w:kern w:val="0"/>
-                <w:sz w:val="24"/>
-              </w:rPr>
-            </w:pPr>
-            <w:r>
-              <w:rPr>
-                <w:rFonts w:ascii="FangSong_GB2312" w:eastAsia="FangSong_GB2312" w:hAnsi="FangSong_GB2312" w:cs="FangSong_GB2312" w:hint="eastAsia"/>
-                <w:kern w:val="0"/>
-                <w:sz w:val="24"/>
-              </w:rPr>
-              <w:t xml:space="preserve">【时间安排】约10分钟（0.2实践学时）</w:t>
-            </w:r>
-          </w:p>
-          <w:p>
-            <w:pPr>
-              <w:widowControl/>
-              <w:spacing w:line="400" w:lineRule="exact"/>
-              <w:jc w:val="left"/>
-              <w:rPr>
-                <w:rFonts w:ascii="FangSong_GB2312" w:eastAsia="FangSong_GB2312" w:hAnsi="FangSong_GB2312" w:cs="FangSong_GB2312"/>
-                <w:kern w:val="0"/>
-                <w:sz w:val="24"/>
-              </w:rPr>
-            </w:pPr>
-            <w:r>
-              <w:rPr>
-                <w:rFonts w:ascii="FangSong_GB2312" w:eastAsia="FangSong_GB2312" w:hAnsi="FangSong_GB2312" w:cs="FangSong_GB2312" w:hint="eastAsia"/>
-                <w:kern w:val="0"/>
-                <w:sz w:val="24"/>
-              </w:rPr>
-              <w:t xml:space="preserve">【课堂思考】</w:t>
+              <w:t xml:space="preserve">课堂思考</w:t>
             </w:r>
           </w:p>
         </w:tc>
@@ -1647,7 +1464,7 @@
                 <w:kern w:val="0"/>
                 <w:sz w:val="24"/>
               </w:rPr>
-              <w:t xml:space="preserve">【教学组织】核心方法与实操解析:</w:t>
+              <w:t xml:space="preserve">教学组织解构Material Design量子纸张模型与系统海拔层级，讲解高级双阴影合成技术，并教授受限无光影环境下的降维层级建立法。</w:t>
             </w:r>
           </w:p>
           <w:p>
@@ -1667,7 +1484,7 @@
                 <w:kern w:val="0"/>
                 <w:sz w:val="24"/>
               </w:rPr>
-              <w:t xml:space="preserve">1. 实训主线：光影深度原则（elevation/shadow）、边缘状态穷举法、防错设计与宽容度原则</w:t>
+              <w:t xml:space="preserve">教学方法项目导引、边缘错误案例分析、防错页面设计实操</w:t>
             </w:r>
           </w:p>
           <w:p>
@@ -1687,7 +1504,7 @@
                 <w:kern w:val="0"/>
                 <w:sz w:val="24"/>
               </w:rPr>
-              <w:t xml:space="preserve">2. 实践要点拆解：8.1 光影深度营造实操；处理极限/错误边界与情境反馈 8.2 收尾 实验3(Exp3)，建立视觉 Token Prompt 集</w:t>
+              <w:t xml:space="preserve">时间安排约25分钟（0.6实践学时）</w:t>
             </w:r>
           </w:p>
           <w:p>
@@ -1707,7 +1524,7 @@
                 <w:kern w:val="0"/>
                 <w:sz w:val="24"/>
               </w:rPr>
-              <w:t xml:space="preserve">3. 重难点突破：针对“穷尽交互旅程中的异常分支流，并为其提供优雅且具安抚感的设计反馈”，采用案例剖析策略。</w:t>
+              <w:t xml:space="preserve">课堂思考</w:t>
             </w:r>
           </w:p>
           <w:p>
@@ -1727,7 +1544,7 @@
                 <w:kern w:val="0"/>
                 <w:sz w:val="24"/>
               </w:rPr>
-              <w:t xml:space="preserve">4. 支撑目标：掌握界面物理深度的构建手段</w:t>
+              <w:t xml:space="preserve">课程思政融入点</w:t>
             </w:r>
           </w:p>
           <w:p>
@@ -1747,7 +1564,7 @@
                 <w:kern w:val="0"/>
                 <w:sz w:val="24"/>
               </w:rPr>
-              <w:t xml:space="preserve">【教学方法】项目导引、边缘错误案例分析、防错页面设计实操</w:t>
+              <w:t xml:space="preserve">教学组织剖析理想路径偏见危害，提出应对空箱状态的三根护心柱策略，结合经典案例探讨网络断连、骨架屏加载等边缘场景设计。</w:t>
             </w:r>
           </w:p>
           <w:p>
@@ -1767,7 +1584,7 @@
                 <w:kern w:val="0"/>
                 <w:sz w:val="24"/>
               </w:rPr>
-              <w:t xml:space="preserve">【时间安排】约70分钟（1.6实践学时）</w:t>
+              <w:t xml:space="preserve">教学方法项目导引、边缘错误案例分析、防错页面设计实操</w:t>
             </w:r>
           </w:p>
           <w:p>
@@ -1787,7 +1604,7 @@
                 <w:kern w:val="0"/>
                 <w:sz w:val="24"/>
               </w:rPr>
-              <w:t xml:space="preserve">【课堂思考】</w:t>
+              <w:t xml:space="preserve">时间安排约25分钟（0.6实践学时）</w:t>
             </w:r>
           </w:p>
           <w:p>
@@ -1807,7 +1624,127 @@
                 <w:kern w:val="0"/>
                 <w:sz w:val="24"/>
               </w:rPr>
-              <w:t xml:space="preserve">【课程思政融入点】防范暗黑模式，坚守设计道德底线</w:t>
+              <w:t xml:space="preserve">课堂思考</w:t>
+            </w:r>
+          </w:p>
+          <w:p>
+            <w:pPr>
+              <w:widowControl/>
+              <w:spacing w:line="400" w:lineRule="exact"/>
+              <w:jc w:val="left"/>
+              <w:rPr>
+                <w:rFonts w:ascii="FangSong_GB2312" w:eastAsia="FangSong_GB2312" w:hAnsi="FangSong_GB2312" w:cs="FangSong_GB2312"/>
+                <w:kern w:val="0"/>
+                <w:sz w:val="24"/>
+              </w:rPr>
+            </w:pPr>
+            <w:r>
+              <w:rPr>
+                <w:rFonts w:ascii="FangSong_GB2312" w:eastAsia="FangSong_GB2312" w:hAnsi="FangSong_GB2312" w:cs="FangSong_GB2312" w:hint="eastAsia"/>
+                <w:kern w:val="0"/>
+                <w:sz w:val="24"/>
+              </w:rPr>
+              <w:t xml:space="preserve">课程思政融入点</w:t>
+            </w:r>
+          </w:p>
+          <w:p>
+            <w:pPr>
+              <w:widowControl/>
+              <w:spacing w:line="400" w:lineRule="exact"/>
+              <w:jc w:val="left"/>
+              <w:rPr>
+                <w:rFonts w:ascii="FangSong_GB2312" w:eastAsia="FangSong_GB2312" w:hAnsi="FangSong_GB2312" w:cs="FangSong_GB2312"/>
+                <w:kern w:val="0"/>
+                <w:sz w:val="24"/>
+              </w:rPr>
+            </w:pPr>
+            <w:r>
+              <w:rPr>
+                <w:rFonts w:ascii="FangSong_GB2312" w:eastAsia="FangSong_GB2312" w:hAnsi="FangSong_GB2312" w:cs="FangSong_GB2312" w:hint="eastAsia"/>
+                <w:kern w:val="0"/>
+                <w:sz w:val="24"/>
+              </w:rPr>
+              <w:t xml:space="preserve">教学组织通过重大灾难案例引入物理级防呆理念，讲解前置格式防错、有意认知摩擦力与宽容可逆机制（Undo系统）的防卫阵线构建。</w:t>
+            </w:r>
+          </w:p>
+          <w:p>
+            <w:pPr>
+              <w:widowControl/>
+              <w:spacing w:line="400" w:lineRule="exact"/>
+              <w:jc w:val="left"/>
+              <w:rPr>
+                <w:rFonts w:ascii="FangSong_GB2312" w:eastAsia="FangSong_GB2312" w:hAnsi="FangSong_GB2312" w:cs="FangSong_GB2312"/>
+                <w:kern w:val="0"/>
+                <w:sz w:val="24"/>
+              </w:rPr>
+            </w:pPr>
+            <w:r>
+              <w:rPr>
+                <w:rFonts w:ascii="FangSong_GB2312" w:eastAsia="FangSong_GB2312" w:hAnsi="FangSong_GB2312" w:cs="FangSong_GB2312" w:hint="eastAsia"/>
+                <w:kern w:val="0"/>
+                <w:sz w:val="24"/>
+              </w:rPr>
+              <w:t xml:space="preserve">教学方法项目导引、边缘错误案例分析、防错页面设计实操</w:t>
+            </w:r>
+          </w:p>
+          <w:p>
+            <w:pPr>
+              <w:widowControl/>
+              <w:spacing w:line="400" w:lineRule="exact"/>
+              <w:jc w:val="left"/>
+              <w:rPr>
+                <w:rFonts w:ascii="FangSong_GB2312" w:eastAsia="FangSong_GB2312" w:hAnsi="FangSong_GB2312" w:cs="FangSong_GB2312"/>
+                <w:kern w:val="0"/>
+                <w:sz w:val="24"/>
+              </w:rPr>
+            </w:pPr>
+            <w:r>
+              <w:rPr>
+                <w:rFonts w:ascii="FangSong_GB2312" w:eastAsia="FangSong_GB2312" w:hAnsi="FangSong_GB2312" w:cs="FangSong_GB2312" w:hint="eastAsia"/>
+                <w:kern w:val="0"/>
+                <w:sz w:val="24"/>
+              </w:rPr>
+              <w:t xml:space="preserve">时间安排约20分钟（0.4实践学时）</w:t>
+            </w:r>
+          </w:p>
+          <w:p>
+            <w:pPr>
+              <w:widowControl/>
+              <w:spacing w:line="400" w:lineRule="exact"/>
+              <w:jc w:val="left"/>
+              <w:rPr>
+                <w:rFonts w:ascii="FangSong_GB2312" w:eastAsia="FangSong_GB2312" w:hAnsi="FangSong_GB2312" w:cs="FangSong_GB2312"/>
+                <w:kern w:val="0"/>
+                <w:sz w:val="24"/>
+              </w:rPr>
+            </w:pPr>
+            <w:r>
+              <w:rPr>
+                <w:rFonts w:ascii="FangSong_GB2312" w:eastAsia="FangSong_GB2312" w:hAnsi="FangSong_GB2312" w:cs="FangSong_GB2312" w:hint="eastAsia"/>
+                <w:kern w:val="0"/>
+                <w:sz w:val="24"/>
+              </w:rPr>
+              <w:t xml:space="preserve">课堂思考</w:t>
+            </w:r>
+          </w:p>
+          <w:p>
+            <w:pPr>
+              <w:widowControl/>
+              <w:spacing w:line="400" w:lineRule="exact"/>
+              <w:jc w:val="left"/>
+              <w:rPr>
+                <w:rFonts w:ascii="FangSong_GB2312" w:eastAsia="FangSong_GB2312" w:hAnsi="FangSong_GB2312" w:cs="FangSong_GB2312"/>
+                <w:kern w:val="0"/>
+                <w:sz w:val="24"/>
+              </w:rPr>
+            </w:pPr>
+            <w:r>
+              <w:rPr>
+                <w:rFonts w:ascii="FangSong_GB2312" w:eastAsia="FangSong_GB2312" w:hAnsi="FangSong_GB2312" w:cs="FangSong_GB2312" w:hint="eastAsia"/>
+                <w:kern w:val="0"/>
+                <w:sz w:val="24"/>
+              </w:rPr>
+              <w:t xml:space="preserve">课程思政融入点</w:t>
             </w:r>
           </w:p>
         </w:tc>
@@ -1920,7 +1857,7 @@
                 <w:kern w:val="0"/>
                 <w:sz w:val="24"/>
               </w:rPr>
-              <w:t xml:space="preserve">【教学组织】课堂实践与操作训练:</w:t>
+              <w:t xml:space="preserve">教学组织工作坊环节：落地实践项目2。配置多层级阴影Token，完善含引导特性的空箱体系，并完成基于撤销策略的安全防错代码重构。</w:t>
             </w:r>
           </w:p>
           <w:p>
@@ -1942,7 +1879,7 @@
                 <w:kern w:val="0"/>
                 <w:sz w:val="24"/>
               </w:rPr>
-              <w:t xml:space="preserve">1. 实践任务指导：收尾 实验3(Exp3)——补全边缘状态页面 + 建立视觉 Token Prompt 集</w:t>
+              <w:t xml:space="preserve">教学方法项目导引、边缘错误案例分析、防错页面设计实操</w:t>
             </w:r>
           </w:p>
           <w:p>
@@ -1964,7 +1901,7 @@
                 <w:kern w:val="0"/>
                 <w:sz w:val="24"/>
               </w:rPr>
-              <w:t xml:space="preserve">2. 核心任务目标：补全项目中至少 5 个边缘状态页面（空状态/加载中/报错/无网络/首次使用），建立视觉 Token Prompt 集并完成 实验3(Exp3) 交付。</w:t>
+              <w:t xml:space="preserve">时间安排约80分钟（1.8实践学时）</w:t>
             </w:r>
           </w:p>
           <w:p>
@@ -1986,73 +1923,7 @@
                 <w:kern w:val="0"/>
                 <w:sz w:val="24"/>
               </w:rPr>
-              <w:t xml:space="preserve">3. 教师巡回指导，及时发现并纠正学生实践中的认知偏差。</w:t>
-            </w:r>
-          </w:p>
-          <w:p>
-            <w:pPr>
-              <w:widowControl/>
-              <w:spacing w:line="400" w:lineRule="exact"/>
-              <w:jc w:val="left"/>
-              <w:rPr>
-                <w:rFonts w:ascii="FangSong_GB2312" w:eastAsia="FangSong_GB2312" w:hAnsi="FangSong_GB2312" w:cs="FangSong_GB2312"/>
-                <w:color w:val="000000"/>
-                <w:kern w:val="0"/>
-                <w:sz w:val="24"/>
-              </w:rPr>
-            </w:pPr>
-            <w:r>
-              <w:rPr>
-                <w:rFonts w:ascii="FangSong_GB2312" w:eastAsia="FangSong_GB2312" w:hAnsi="FangSong_GB2312" w:cs="FangSong_GB2312" w:hint="eastAsia"/>
-                <w:color w:val="000000"/>
-                <w:kern w:val="0"/>
-                <w:sz w:val="24"/>
-              </w:rPr>
-              <w:t xml:space="preserve">【教学方法】项目导引、边缘错误案例分析、防错页面设计实操</w:t>
-            </w:r>
-          </w:p>
-          <w:p>
-            <w:pPr>
-              <w:widowControl/>
-              <w:spacing w:line="400" w:lineRule="exact"/>
-              <w:jc w:val="left"/>
-              <w:rPr>
-                <w:rFonts w:ascii="FangSong_GB2312" w:eastAsia="FangSong_GB2312" w:hAnsi="FangSong_GB2312" w:cs="FangSong_GB2312"/>
-                <w:color w:val="000000"/>
-                <w:kern w:val="0"/>
-                <w:sz w:val="24"/>
-              </w:rPr>
-            </w:pPr>
-            <w:r>
-              <w:rPr>
-                <w:rFonts w:ascii="FangSong_GB2312" w:eastAsia="FangSong_GB2312" w:hAnsi="FangSong_GB2312" w:cs="FangSong_GB2312" w:hint="eastAsia"/>
-                <w:color w:val="000000"/>
-                <w:kern w:val="0"/>
-                <w:sz w:val="24"/>
-              </w:rPr>
-              <w:t xml:space="preserve">【时间安排】约80分钟（1.8实践学时）</w:t>
-            </w:r>
-          </w:p>
-          <w:p>
-            <w:pPr>
-              <w:widowControl/>
-              <w:spacing w:line="400" w:lineRule="exact"/>
-              <w:jc w:val="left"/>
-              <w:rPr>
-                <w:rFonts w:ascii="FangSong_GB2312" w:eastAsia="FangSong_GB2312" w:hAnsi="FangSong_GB2312" w:cs="FangSong_GB2312"/>
-                <w:color w:val="000000"/>
-                <w:kern w:val="0"/>
-                <w:sz w:val="24"/>
-              </w:rPr>
-            </w:pPr>
-            <w:r>
-              <w:rPr>
-                <w:rFonts w:ascii="FangSong_GB2312" w:eastAsia="FangSong_GB2312" w:hAnsi="FangSong_GB2312" w:cs="FangSong_GB2312" w:hint="eastAsia"/>
-                <w:color w:val="000000"/>
-                <w:kern w:val="0"/>
-                <w:sz w:val="24"/>
-              </w:rPr>
-              <w:t xml:space="preserve">【课堂思考】</w:t>
+              <w:t xml:space="preserve">课堂思考</w:t>
             </w:r>
           </w:p>
         </w:tc>
@@ -2164,7 +2035,7 @@
                 <w:kern w:val="0"/>
                 <w:sz w:val="24"/>
               </w:rPr>
-              <w:t xml:space="preserve">【教学组织】知识凝练与教学反思:</w:t>
+              <w:t xml:space="preserve">教学组织总结隐形防错兜底作为系统信任基石的巨大价值，通过航空防呆与医疗事故案例的对比，升华前端工程师与架构师的安全伦理责任。</w:t>
             </w:r>
           </w:p>
           <w:p>
@@ -2186,7 +2057,7 @@
                 <w:kern w:val="0"/>
                 <w:sz w:val="24"/>
               </w:rPr>
-              <w:t xml:space="preserve">1. 归纳梳理：实验3(Exp3) 交付互评，预告 AI 原型生成</w:t>
+              <w:t xml:space="preserve">时间安排约10分钟（0.2实践学时）</w:t>
             </w:r>
           </w:p>
           <w:p>
@@ -2208,73 +2079,7 @@
                 <w:kern w:val="0"/>
                 <w:sz w:val="24"/>
               </w:rPr>
-              <w:t xml:space="preserve">2. 强化记忆：系统性总结本节课核心知识点与技能框架。</w:t>
-            </w:r>
-          </w:p>
-          <w:p>
-            <w:pPr>
-              <w:widowControl/>
-              <w:spacing w:line="400" w:lineRule="exact"/>
-              <w:jc w:val="left"/>
-              <w:rPr>
-                <w:rFonts w:ascii="FangSong_GB2312" w:eastAsia="FangSong_GB2312" w:hAnsi="FangSong_GB2312" w:cs="FangSong_GB2312"/>
-                <w:color w:val="000000"/>
-                <w:kern w:val="0"/>
-                <w:sz w:val="24"/>
-              </w:rPr>
-            </w:pPr>
-            <w:r>
-              <w:rPr>
-                <w:rFonts w:ascii="FangSong_GB2312" w:eastAsia="FangSong_GB2312" w:hAnsi="FangSong_GB2312" w:cs="FangSong_GB2312" w:hint="eastAsia"/>
-                <w:color w:val="000000"/>
-                <w:kern w:val="0"/>
-                <w:sz w:val="24"/>
-              </w:rPr>
-              <w:t xml:space="preserve">3. 布置课后延伸思考与预习任务。</w:t>
-            </w:r>
-          </w:p>
-          <w:p>
-            <w:pPr>
-              <w:widowControl/>
-              <w:spacing w:line="400" w:lineRule="exact"/>
-              <w:jc w:val="left"/>
-              <w:rPr>
-                <w:rFonts w:ascii="FangSong_GB2312" w:eastAsia="FangSong_GB2312" w:hAnsi="FangSong_GB2312" w:cs="FangSong_GB2312"/>
-                <w:color w:val="000000"/>
-                <w:kern w:val="0"/>
-                <w:sz w:val="24"/>
-              </w:rPr>
-            </w:pPr>
-            <w:r>
-              <w:rPr>
-                <w:rFonts w:ascii="FangSong_GB2312" w:eastAsia="FangSong_GB2312" w:hAnsi="FangSong_GB2312" w:cs="FangSong_GB2312" w:hint="eastAsia"/>
-                <w:color w:val="000000"/>
-                <w:kern w:val="0"/>
-                <w:sz w:val="24"/>
-              </w:rPr>
-              <w:t xml:space="preserve">【时间安排】约10分钟（0.2实践学时）</w:t>
-            </w:r>
-          </w:p>
-          <w:p>
-            <w:pPr>
-              <w:widowControl/>
-              <w:spacing w:line="400" w:lineRule="exact"/>
-              <w:jc w:val="left"/>
-              <w:rPr>
-                <w:rFonts w:ascii="FangSong_GB2312" w:eastAsia="FangSong_GB2312" w:hAnsi="FangSong_GB2312" w:cs="FangSong_GB2312"/>
-                <w:color w:val="000000"/>
-                <w:kern w:val="0"/>
-                <w:sz w:val="24"/>
-              </w:rPr>
-            </w:pPr>
-            <w:r>
-              <w:rPr>
-                <w:rFonts w:ascii="FangSong_GB2312" w:eastAsia="FangSong_GB2312" w:hAnsi="FangSong_GB2312" w:cs="FangSong_GB2312" w:hint="eastAsia"/>
-                <w:color w:val="000000"/>
-                <w:kern w:val="0"/>
-                <w:sz w:val="24"/>
-              </w:rPr>
-              <w:t xml:space="preserve">【课程回顾与反思】</w:t>
+              <w:t xml:space="preserve">课程回顾与反思</w:t>
             </w:r>
           </w:p>
         </w:tc>
@@ -2355,7 +2160,7 @@
                 <w:kern w:val="0"/>
                 <w:sz w:val="24"/>
               </w:rPr>
-              <w:t xml:space="preserve">补全项目中至少 5 个边缘状态页面（空状态/加载中/报错/无网络/首次使用），建立视觉 Token Prompt 集并完成 实验3(Exp3) 交付。</w:t>
+              <w:t xml:space="preserve">完成“实践项目2”：配置至少包含三级高度的Design Token全局阴影变量库；落地带有占位图、引导文案与CTA的5个边缘状态/空箱界面；并重构破坏性流程操作，运用带倒计时的撤销（Undo/Redo）机制替换原生生硬的确认弹窗。</w:t>
             </w:r>
           </w:p>
         </w:tc>
